--- a/减污降碳_实证结果三线表.docx
+++ b/减污降碳_实证结果三线表.docx
@@ -7,12 +7,15 @@
         <w:pStyle w:val="Title"/>
       </w:pPr>
       <w:r>
-        <w:t>国家5A级景区建设、减污降碳与空间溢出效应：实证结果三线表</w:t>
+        <w:t>国家5A级景区建设、减污降碳与空间溢出效应：实证结果三线表（更新版）</w:t>
       </w:r>
     </w:p>
     <w:p>
       <w:r>
-        <w:t>数据：data_spatial_v2.dta（289城市×2003–2023，含并入的公众环境关注度/4A/风景名胜区数据）。括号内为城市层面聚类稳健 t 值；*** ** * 分别为 1%/5%/10% 显著。</w:t>
+        <w:rPr>
+          <w:i/>
+        </w:rPr>
+        <w:t>数据：data_spatial_v2.dta（289城市×2003–2023，已并入公众环境关注度/4A/国家级风景名胜区）。括号内城市层面聚类稳健 t 值；*** ** * 为 1%/5%/10% 显著。</w:t>
       </w:r>
     </w:p>
     <w:p/>
@@ -22,821 +25,13 @@
           <w:b/>
           <w:sz w:val="22"/>
         </w:rPr>
-        <w:t>表1　基准回归：高维固定效应识别阶梯</w:t>
+        <w:t>表1　基准回归：固定效应逐一控制阶梯</w:t>
       </w:r>
     </w:p>
     <w:tbl>
       <w:tblPr>
         <w:tblW w:type="auto" w:w="0"/>
         <w:jc w:val="center"/>
-        <w:tblLayout w:type="autofit"/>
-        <w:tblLook w:firstColumn="1" w:firstRow="1" w:lastColumn="0" w:lastRow="0" w:noHBand="0" w:noVBand="1" w:val="04A0"/>
-      </w:tblPr>
-      <w:tblGrid>
-        <w:gridCol w:w="1440"/>
-        <w:gridCol w:w="1440"/>
-        <w:gridCol w:w="1440"/>
-        <w:gridCol w:w="1440"/>
-        <w:gridCol w:w="1440"/>
-        <w:gridCol w:w="1440"/>
-      </w:tblGrid>
-      <w:tr>
-        <w:tc>
-          <w:tcPr>
-            <w:tcW w:type="dxa" w:w="1440"/>
-            <w:tcBorders>
-              <w:top w:val="single" w:sz="12" w:color="000000"/>
-              <w:bottom w:val="single" w:sz="6" w:color="000000"/>
-            </w:tcBorders>
-          </w:tcPr>
-          <w:p>
-            <w:pPr>
-              <w:jc w:val="left"/>
-            </w:pPr>
-            <w:r>
-              <w:rPr>
-                <w:rFonts w:ascii="Times New Roman" w:hAnsi="Times New Roman"/>
-                <w:b/>
-                <w:sz w:val="19"/>
-              </w:rPr>
-              <w:t>变量</w:t>
-            </w:r>
-          </w:p>
-        </w:tc>
-        <w:tc>
-          <w:tcPr>
-            <w:tcW w:type="dxa" w:w="1440"/>
-            <w:tcBorders>
-              <w:top w:val="single" w:sz="12" w:color="000000"/>
-              <w:bottom w:val="single" w:sz="6" w:color="000000"/>
-            </w:tcBorders>
-          </w:tcPr>
-          <w:p>
-            <w:pPr>
-              <w:jc w:val="center"/>
-            </w:pPr>
-            <w:r>
-              <w:rPr>
-                <w:rFonts w:ascii="Times New Roman" w:hAnsi="Times New Roman"/>
-                <w:b/>
-                <w:sz w:val="19"/>
-              </w:rPr>
-              <w:t>(1)DID</w:t>
-            </w:r>
-          </w:p>
-        </w:tc>
-        <w:tc>
-          <w:tcPr>
-            <w:tcW w:type="dxa" w:w="1440"/>
-            <w:tcBorders>
-              <w:top w:val="single" w:sz="12" w:color="000000"/>
-              <w:bottom w:val="single" w:sz="6" w:color="000000"/>
-            </w:tcBorders>
-          </w:tcPr>
-          <w:p>
-            <w:pPr>
-              <w:jc w:val="center"/>
-            </w:pPr>
-            <w:r>
-              <w:rPr>
-                <w:rFonts w:ascii="Times New Roman" w:hAnsi="Times New Roman"/>
-                <w:b/>
-                <w:sz w:val="19"/>
-              </w:rPr>
-              <w:t>(2)+控制</w:t>
-            </w:r>
-          </w:p>
-        </w:tc>
-        <w:tc>
-          <w:tcPr>
-            <w:tcW w:type="dxa" w:w="1440"/>
-            <w:tcBorders>
-              <w:top w:val="single" w:sz="12" w:color="000000"/>
-              <w:bottom w:val="single" w:sz="6" w:color="000000"/>
-            </w:tcBorders>
-          </w:tcPr>
-          <w:p>
-            <w:pPr>
-              <w:jc w:val="center"/>
-            </w:pPr>
-            <w:r>
-              <w:rPr>
-                <w:rFonts w:ascii="Times New Roman" w:hAnsi="Times New Roman"/>
-                <w:b/>
-                <w:sz w:val="19"/>
-              </w:rPr>
-              <w:t>(3)省×年</w:t>
-            </w:r>
-          </w:p>
-        </w:tc>
-        <w:tc>
-          <w:tcPr>
-            <w:tcW w:type="dxa" w:w="1440"/>
-            <w:tcBorders>
-              <w:top w:val="single" w:sz="12" w:color="000000"/>
-              <w:bottom w:val="single" w:sz="6" w:color="000000"/>
-            </w:tcBorders>
-          </w:tcPr>
-          <w:p>
-            <w:pPr>
-              <w:jc w:val="center"/>
-            </w:pPr>
-            <w:r>
-              <w:rPr>
-                <w:rFonts w:ascii="Times New Roman" w:hAnsi="Times New Roman"/>
-                <w:b/>
-                <w:sz w:val="19"/>
-              </w:rPr>
-              <w:t>(4)区域×年</w:t>
-            </w:r>
-          </w:p>
-        </w:tc>
-        <w:tc>
-          <w:tcPr>
-            <w:tcW w:type="dxa" w:w="1440"/>
-            <w:tcBorders>
-              <w:top w:val="single" w:sz="12" w:color="000000"/>
-              <w:bottom w:val="single" w:sz="6" w:color="000000"/>
-            </w:tcBorders>
-          </w:tcPr>
-          <w:p>
-            <w:pPr>
-              <w:jc w:val="center"/>
-            </w:pPr>
-            <w:r>
-              <w:rPr>
-                <w:rFonts w:ascii="Times New Roman" w:hAnsi="Times New Roman"/>
-                <w:b/>
-                <w:sz w:val="19"/>
-              </w:rPr>
-              <w:t>(5)城市趋势</w:t>
-            </w:r>
-          </w:p>
-        </w:tc>
-      </w:tr>
-      <w:tr>
-        <w:tc>
-          <w:tcPr>
-            <w:tcW w:type="dxa" w:w="1440"/>
-          </w:tcPr>
-          <w:p>
-            <w:pPr>
-              <w:jc w:val="left"/>
-            </w:pPr>
-            <w:r>
-              <w:rPr>
-                <w:rFonts w:ascii="Times New Roman" w:hAnsi="Times New Roman"/>
-                <w:sz w:val="19"/>
-              </w:rPr>
-              <w:t>5A政策(DID)</w:t>
-            </w:r>
-          </w:p>
-        </w:tc>
-        <w:tc>
-          <w:tcPr>
-            <w:tcW w:type="dxa" w:w="1440"/>
-          </w:tcPr>
-          <w:p>
-            <w:pPr>
-              <w:jc w:val="center"/>
-            </w:pPr>
-            <w:r>
-              <w:rPr>
-                <w:rFonts w:ascii="Times New Roman" w:hAnsi="Times New Roman"/>
-                <w:sz w:val="19"/>
-              </w:rPr>
-              <w:t>-0.077***</w:t>
-            </w:r>
-          </w:p>
-        </w:tc>
-        <w:tc>
-          <w:tcPr>
-            <w:tcW w:type="dxa" w:w="1440"/>
-          </w:tcPr>
-          <w:p>
-            <w:pPr>
-              <w:jc w:val="center"/>
-            </w:pPr>
-            <w:r>
-              <w:rPr>
-                <w:rFonts w:ascii="Times New Roman" w:hAnsi="Times New Roman"/>
-                <w:sz w:val="19"/>
-              </w:rPr>
-              <w:t>-0.103***</w:t>
-            </w:r>
-          </w:p>
-        </w:tc>
-        <w:tc>
-          <w:tcPr>
-            <w:tcW w:type="dxa" w:w="1440"/>
-          </w:tcPr>
-          <w:p>
-            <w:pPr>
-              <w:jc w:val="center"/>
-            </w:pPr>
-            <w:r>
-              <w:rPr>
-                <w:rFonts w:ascii="Times New Roman" w:hAnsi="Times New Roman"/>
-                <w:sz w:val="19"/>
-              </w:rPr>
-              <w:t>-0.092***</w:t>
-            </w:r>
-          </w:p>
-        </w:tc>
-        <w:tc>
-          <w:tcPr>
-            <w:tcW w:type="dxa" w:w="1440"/>
-          </w:tcPr>
-          <w:p>
-            <w:pPr>
-              <w:jc w:val="center"/>
-            </w:pPr>
-            <w:r>
-              <w:rPr>
-                <w:rFonts w:ascii="Times New Roman" w:hAnsi="Times New Roman"/>
-                <w:sz w:val="19"/>
-              </w:rPr>
-              <w:t>-0.104***</w:t>
-            </w:r>
-          </w:p>
-        </w:tc>
-        <w:tc>
-          <w:tcPr>
-            <w:tcW w:type="dxa" w:w="1440"/>
-          </w:tcPr>
-          <w:p>
-            <w:pPr>
-              <w:jc w:val="center"/>
-            </w:pPr>
-            <w:r>
-              <w:rPr>
-                <w:rFonts w:ascii="Times New Roman" w:hAnsi="Times New Roman"/>
-                <w:sz w:val="19"/>
-              </w:rPr>
-              <w:t>-0.136***</w:t>
-            </w:r>
-          </w:p>
-        </w:tc>
-      </w:tr>
-      <w:tr>
-        <w:tc>
-          <w:tcPr>
-            <w:tcW w:type="dxa" w:w="1440"/>
-          </w:tcPr>
-          <w:p>
-            <w:pPr>
-              <w:jc w:val="left"/>
-            </w:pPr>
-            <w:r>
-              <w:rPr>
-                <w:rFonts w:ascii="Times New Roman" w:hAnsi="Times New Roman"/>
-                <w:sz w:val="19"/>
-              </w:rPr>
-            </w:r>
-          </w:p>
-        </w:tc>
-        <w:tc>
-          <w:tcPr>
-            <w:tcW w:type="dxa" w:w="1440"/>
-          </w:tcPr>
-          <w:p>
-            <w:pPr>
-              <w:jc w:val="center"/>
-            </w:pPr>
-            <w:r>
-              <w:rPr>
-                <w:rFonts w:ascii="Times New Roman" w:hAnsi="Times New Roman"/>
-                <w:sz w:val="19"/>
-              </w:rPr>
-              <w:t>(-2.61)</w:t>
-            </w:r>
-          </w:p>
-        </w:tc>
-        <w:tc>
-          <w:tcPr>
-            <w:tcW w:type="dxa" w:w="1440"/>
-          </w:tcPr>
-          <w:p>
-            <w:pPr>
-              <w:jc w:val="center"/>
-            </w:pPr>
-            <w:r>
-              <w:rPr>
-                <w:rFonts w:ascii="Times New Roman" w:hAnsi="Times New Roman"/>
-                <w:sz w:val="19"/>
-              </w:rPr>
-              <w:t>(-3.94)</w:t>
-            </w:r>
-          </w:p>
-        </w:tc>
-        <w:tc>
-          <w:tcPr>
-            <w:tcW w:type="dxa" w:w="1440"/>
-          </w:tcPr>
-          <w:p>
-            <w:pPr>
-              <w:jc w:val="center"/>
-            </w:pPr>
-            <w:r>
-              <w:rPr>
-                <w:rFonts w:ascii="Times New Roman" w:hAnsi="Times New Roman"/>
-                <w:sz w:val="19"/>
-              </w:rPr>
-              <w:t>(-3.30)</w:t>
-            </w:r>
-          </w:p>
-        </w:tc>
-        <w:tc>
-          <w:tcPr>
-            <w:tcW w:type="dxa" w:w="1440"/>
-          </w:tcPr>
-          <w:p>
-            <w:pPr>
-              <w:jc w:val="center"/>
-            </w:pPr>
-            <w:r>
-              <w:rPr>
-                <w:rFonts w:ascii="Times New Roman" w:hAnsi="Times New Roman"/>
-                <w:sz w:val="19"/>
-              </w:rPr>
-              <w:t>(-3.94)</w:t>
-            </w:r>
-          </w:p>
-        </w:tc>
-        <w:tc>
-          <w:tcPr>
-            <w:tcW w:type="dxa" w:w="1440"/>
-          </w:tcPr>
-          <w:p>
-            <w:pPr>
-              <w:jc w:val="center"/>
-            </w:pPr>
-            <w:r>
-              <w:rPr>
-                <w:rFonts w:ascii="Times New Roman" w:hAnsi="Times New Roman"/>
-                <w:sz w:val="19"/>
-              </w:rPr>
-              <w:t>(-3.76)</w:t>
-            </w:r>
-          </w:p>
-        </w:tc>
-      </w:tr>
-      <w:tr>
-        <w:tc>
-          <w:tcPr>
-            <w:tcW w:type="dxa" w:w="1440"/>
-          </w:tcPr>
-          <w:p>
-            <w:pPr>
-              <w:jc w:val="left"/>
-            </w:pPr>
-            <w:r>
-              <w:rPr>
-                <w:rFonts w:ascii="Times New Roman" w:hAnsi="Times New Roman"/>
-                <w:sz w:val="19"/>
-              </w:rPr>
-              <w:t>控制变量</w:t>
-            </w:r>
-          </w:p>
-        </w:tc>
-        <w:tc>
-          <w:tcPr>
-            <w:tcW w:type="dxa" w:w="1440"/>
-          </w:tcPr>
-          <w:p>
-            <w:pPr>
-              <w:jc w:val="center"/>
-            </w:pPr>
-            <w:r>
-              <w:rPr>
-                <w:rFonts w:ascii="Times New Roman" w:hAnsi="Times New Roman"/>
-                <w:sz w:val="19"/>
-              </w:rPr>
-              <w:t>否</w:t>
-            </w:r>
-          </w:p>
-        </w:tc>
-        <w:tc>
-          <w:tcPr>
-            <w:tcW w:type="dxa" w:w="1440"/>
-          </w:tcPr>
-          <w:p>
-            <w:pPr>
-              <w:jc w:val="center"/>
-            </w:pPr>
-            <w:r>
-              <w:rPr>
-                <w:rFonts w:ascii="Times New Roman" w:hAnsi="Times New Roman"/>
-                <w:sz w:val="19"/>
-              </w:rPr>
-              <w:t>是</w:t>
-            </w:r>
-          </w:p>
-        </w:tc>
-        <w:tc>
-          <w:tcPr>
-            <w:tcW w:type="dxa" w:w="1440"/>
-          </w:tcPr>
-          <w:p>
-            <w:pPr>
-              <w:jc w:val="center"/>
-            </w:pPr>
-            <w:r>
-              <w:rPr>
-                <w:rFonts w:ascii="Times New Roman" w:hAnsi="Times New Roman"/>
-                <w:sz w:val="19"/>
-              </w:rPr>
-              <w:t>是</w:t>
-            </w:r>
-          </w:p>
-        </w:tc>
-        <w:tc>
-          <w:tcPr>
-            <w:tcW w:type="dxa" w:w="1440"/>
-          </w:tcPr>
-          <w:p>
-            <w:pPr>
-              <w:jc w:val="center"/>
-            </w:pPr>
-            <w:r>
-              <w:rPr>
-                <w:rFonts w:ascii="Times New Roman" w:hAnsi="Times New Roman"/>
-                <w:sz w:val="19"/>
-              </w:rPr>
-              <w:t>是</w:t>
-            </w:r>
-          </w:p>
-        </w:tc>
-        <w:tc>
-          <w:tcPr>
-            <w:tcW w:type="dxa" w:w="1440"/>
-          </w:tcPr>
-          <w:p>
-            <w:pPr>
-              <w:jc w:val="center"/>
-            </w:pPr>
-            <w:r>
-              <w:rPr>
-                <w:rFonts w:ascii="Times New Roman" w:hAnsi="Times New Roman"/>
-                <w:sz w:val="19"/>
-              </w:rPr>
-              <w:t>是</w:t>
-            </w:r>
-          </w:p>
-        </w:tc>
-      </w:tr>
-      <w:tr>
-        <w:tc>
-          <w:tcPr>
-            <w:tcW w:type="dxa" w:w="1440"/>
-          </w:tcPr>
-          <w:p>
-            <w:pPr>
-              <w:jc w:val="left"/>
-            </w:pPr>
-            <w:r>
-              <w:rPr>
-                <w:rFonts w:ascii="Times New Roman" w:hAnsi="Times New Roman"/>
-                <w:sz w:val="19"/>
-              </w:rPr>
-              <w:t>城市/年FE</w:t>
-            </w:r>
-          </w:p>
-        </w:tc>
-        <w:tc>
-          <w:tcPr>
-            <w:tcW w:type="dxa" w:w="1440"/>
-          </w:tcPr>
-          <w:p>
-            <w:pPr>
-              <w:jc w:val="center"/>
-            </w:pPr>
-            <w:r>
-              <w:rPr>
-                <w:rFonts w:ascii="Times New Roman" w:hAnsi="Times New Roman"/>
-                <w:sz w:val="19"/>
-              </w:rPr>
-              <w:t>是</w:t>
-            </w:r>
-          </w:p>
-        </w:tc>
-        <w:tc>
-          <w:tcPr>
-            <w:tcW w:type="dxa" w:w="1440"/>
-          </w:tcPr>
-          <w:p>
-            <w:pPr>
-              <w:jc w:val="center"/>
-            </w:pPr>
-            <w:r>
-              <w:rPr>
-                <w:rFonts w:ascii="Times New Roman" w:hAnsi="Times New Roman"/>
-                <w:sz w:val="19"/>
-              </w:rPr>
-              <w:t>是</w:t>
-            </w:r>
-          </w:p>
-        </w:tc>
-        <w:tc>
-          <w:tcPr>
-            <w:tcW w:type="dxa" w:w="1440"/>
-          </w:tcPr>
-          <w:p>
-            <w:pPr>
-              <w:jc w:val="center"/>
-            </w:pPr>
-            <w:r>
-              <w:rPr>
-                <w:rFonts w:ascii="Times New Roman" w:hAnsi="Times New Roman"/>
-                <w:sz w:val="19"/>
-              </w:rPr>
-              <w:t>省×年</w:t>
-            </w:r>
-          </w:p>
-        </w:tc>
-        <w:tc>
-          <w:tcPr>
-            <w:tcW w:type="dxa" w:w="1440"/>
-          </w:tcPr>
-          <w:p>
-            <w:pPr>
-              <w:jc w:val="center"/>
-            </w:pPr>
-            <w:r>
-              <w:rPr>
-                <w:rFonts w:ascii="Times New Roman" w:hAnsi="Times New Roman"/>
-                <w:sz w:val="19"/>
-              </w:rPr>
-              <w:t>区域×年</w:t>
-            </w:r>
-          </w:p>
-        </w:tc>
-        <w:tc>
-          <w:tcPr>
-            <w:tcW w:type="dxa" w:w="1440"/>
-          </w:tcPr>
-          <w:p>
-            <w:pPr>
-              <w:jc w:val="center"/>
-            </w:pPr>
-            <w:r>
-              <w:rPr>
-                <w:rFonts w:ascii="Times New Roman" w:hAnsi="Times New Roman"/>
-                <w:sz w:val="19"/>
-              </w:rPr>
-              <w:t>是+趋势</w:t>
-            </w:r>
-          </w:p>
-        </w:tc>
-      </w:tr>
-      <w:tr>
-        <w:tc>
-          <w:tcPr>
-            <w:tcW w:type="dxa" w:w="1440"/>
-          </w:tcPr>
-          <w:p>
-            <w:pPr>
-              <w:jc w:val="left"/>
-            </w:pPr>
-            <w:r>
-              <w:rPr>
-                <w:rFonts w:ascii="Times New Roman" w:hAnsi="Times New Roman"/>
-                <w:sz w:val="19"/>
-              </w:rPr>
-              <w:t>N</w:t>
-            </w:r>
-          </w:p>
-        </w:tc>
-        <w:tc>
-          <w:tcPr>
-            <w:tcW w:type="dxa" w:w="1440"/>
-          </w:tcPr>
-          <w:p>
-            <w:pPr>
-              <w:jc w:val="center"/>
-            </w:pPr>
-            <w:r>
-              <w:rPr>
-                <w:rFonts w:ascii="Times New Roman" w:hAnsi="Times New Roman"/>
-                <w:sz w:val="19"/>
-              </w:rPr>
-              <w:t>6069</w:t>
-            </w:r>
-          </w:p>
-        </w:tc>
-        <w:tc>
-          <w:tcPr>
-            <w:tcW w:type="dxa" w:w="1440"/>
-          </w:tcPr>
-          <w:p>
-            <w:pPr>
-              <w:jc w:val="center"/>
-            </w:pPr>
-            <w:r>
-              <w:rPr>
-                <w:rFonts w:ascii="Times New Roman" w:hAnsi="Times New Roman"/>
-                <w:sz w:val="19"/>
-              </w:rPr>
-              <w:t>6069</w:t>
-            </w:r>
-          </w:p>
-        </w:tc>
-        <w:tc>
-          <w:tcPr>
-            <w:tcW w:type="dxa" w:w="1440"/>
-          </w:tcPr>
-          <w:p>
-            <w:pPr>
-              <w:jc w:val="center"/>
-            </w:pPr>
-            <w:r>
-              <w:rPr>
-                <w:rFonts w:ascii="Times New Roman" w:hAnsi="Times New Roman"/>
-                <w:sz w:val="19"/>
-              </w:rPr>
-              <w:t>6069</w:t>
-            </w:r>
-          </w:p>
-        </w:tc>
-        <w:tc>
-          <w:tcPr>
-            <w:tcW w:type="dxa" w:w="1440"/>
-          </w:tcPr>
-          <w:p>
-            <w:pPr>
-              <w:jc w:val="center"/>
-            </w:pPr>
-            <w:r>
-              <w:rPr>
-                <w:rFonts w:ascii="Times New Roman" w:hAnsi="Times New Roman"/>
-                <w:sz w:val="19"/>
-              </w:rPr>
-              <w:t>6069</w:t>
-            </w:r>
-          </w:p>
-        </w:tc>
-        <w:tc>
-          <w:tcPr>
-            <w:tcW w:type="dxa" w:w="1440"/>
-          </w:tcPr>
-          <w:p>
-            <w:pPr>
-              <w:jc w:val="center"/>
-            </w:pPr>
-            <w:r>
-              <w:rPr>
-                <w:rFonts w:ascii="Times New Roman" w:hAnsi="Times New Roman"/>
-                <w:sz w:val="19"/>
-              </w:rPr>
-              <w:t>6069</w:t>
-            </w:r>
-          </w:p>
-        </w:tc>
-      </w:tr>
-      <w:tr>
-        <w:tc>
-          <w:tcPr>
-            <w:tcW w:type="dxa" w:w="1440"/>
-            <w:tcBorders>
-              <w:top w:val="nil"/>
-              <w:bottom w:val="single" w:sz="12" w:color="000000"/>
-            </w:tcBorders>
-          </w:tcPr>
-          <w:p>
-            <w:pPr>
-              <w:jc w:val="left"/>
-            </w:pPr>
-            <w:r>
-              <w:rPr>
-                <w:rFonts w:ascii="Times New Roman" w:hAnsi="Times New Roman"/>
-                <w:sz w:val="19"/>
-              </w:rPr>
-              <w:t>Adj.R2</w:t>
-            </w:r>
-          </w:p>
-        </w:tc>
-        <w:tc>
-          <w:tcPr>
-            <w:tcW w:type="dxa" w:w="1440"/>
-            <w:tcBorders>
-              <w:top w:val="nil"/>
-              <w:bottom w:val="single" w:sz="12" w:color="000000"/>
-            </w:tcBorders>
-          </w:tcPr>
-          <w:p>
-            <w:pPr>
-              <w:jc w:val="center"/>
-            </w:pPr>
-            <w:r>
-              <w:rPr>
-                <w:rFonts w:ascii="Times New Roman" w:hAnsi="Times New Roman"/>
-                <w:sz w:val="19"/>
-              </w:rPr>
-              <w:t>0.002</w:t>
-            </w:r>
-          </w:p>
-        </w:tc>
-        <w:tc>
-          <w:tcPr>
-            <w:tcW w:type="dxa" w:w="1440"/>
-            <w:tcBorders>
-              <w:top w:val="nil"/>
-              <w:bottom w:val="single" w:sz="12" w:color="000000"/>
-            </w:tcBorders>
-          </w:tcPr>
-          <w:p>
-            <w:pPr>
-              <w:jc w:val="center"/>
-            </w:pPr>
-            <w:r>
-              <w:rPr>
-                <w:rFonts w:ascii="Times New Roman" w:hAnsi="Times New Roman"/>
-                <w:sz w:val="19"/>
-              </w:rPr>
-              <w:t>0.063</w:t>
-            </w:r>
-          </w:p>
-        </w:tc>
-        <w:tc>
-          <w:tcPr>
-            <w:tcW w:type="dxa" w:w="1440"/>
-            <w:tcBorders>
-              <w:top w:val="nil"/>
-              <w:bottom w:val="single" w:sz="12" w:color="000000"/>
-            </w:tcBorders>
-          </w:tcPr>
-          <w:p>
-            <w:pPr>
-              <w:jc w:val="center"/>
-            </w:pPr>
-            <w:r>
-              <w:rPr>
-                <w:rFonts w:ascii="Times New Roman" w:hAnsi="Times New Roman"/>
-                <w:sz w:val="19"/>
-              </w:rPr>
-              <w:t>0.042</w:t>
-            </w:r>
-          </w:p>
-        </w:tc>
-        <w:tc>
-          <w:tcPr>
-            <w:tcW w:type="dxa" w:w="1440"/>
-            <w:tcBorders>
-              <w:top w:val="nil"/>
-              <w:bottom w:val="single" w:sz="12" w:color="000000"/>
-            </w:tcBorders>
-          </w:tcPr>
-          <w:p>
-            <w:pPr>
-              <w:jc w:val="center"/>
-            </w:pPr>
-            <w:r>
-              <w:rPr>
-                <w:rFonts w:ascii="Times New Roman" w:hAnsi="Times New Roman"/>
-                <w:sz w:val="19"/>
-              </w:rPr>
-              <w:t>0.058</w:t>
-            </w:r>
-          </w:p>
-        </w:tc>
-        <w:tc>
-          <w:tcPr>
-            <w:tcW w:type="dxa" w:w="1440"/>
-            <w:tcBorders>
-              <w:top w:val="nil"/>
-              <w:bottom w:val="single" w:sz="12" w:color="000000"/>
-            </w:tcBorders>
-          </w:tcPr>
-          <w:p>
-            <w:pPr>
-              <w:jc w:val="center"/>
-            </w:pPr>
-            <w:r>
-              <w:rPr>
-                <w:rFonts w:ascii="Times New Roman" w:hAnsi="Times New Roman"/>
-                <w:sz w:val="19"/>
-              </w:rPr>
-              <w:t>0.032</w:t>
-            </w:r>
-          </w:p>
-        </w:tc>
-      </w:tr>
-    </w:tbl>
-    <w:p/>
-    <w:p>
-      <w:r>
-        <w:rPr>
-          <w:b/>
-          <w:sz w:val="22"/>
-        </w:rPr>
-        <w:t>表2　稳健性A：被解释变量多重构造</w:t>
-      </w:r>
-    </w:p>
-    <w:tbl>
-      <w:tblPr>
-        <w:tblW w:type="auto" w:w="0"/>
-        <w:jc w:val="center"/>
-        <w:tblLayout w:type="autofit"/>
         <w:tblLook w:firstColumn="1" w:firstRow="1" w:lastColumn="0" w:lastRow="0" w:noHBand="0" w:noVBand="1" w:val="04A0"/>
       </w:tblPr>
       <w:tblGrid>
@@ -865,7 +60,7 @@
               <w:rPr>
                 <w:rFonts w:ascii="Times New Roman" w:hAnsi="Times New Roman"/>
                 <w:b/>
-                <w:sz w:val="19"/>
+                <w:sz w:val="18"/>
               </w:rPr>
               <w:t>变量</w:t>
             </w:r>
@@ -887,9 +82,9 @@
               <w:rPr>
                 <w:rFonts w:ascii="Times New Roman" w:hAnsi="Times New Roman"/>
                 <w:b/>
-                <w:sz w:val="19"/>
+                <w:sz w:val="18"/>
               </w:rPr>
-              <w:t>主口径(乘积)</w:t>
+              <w:t>(1)</w:t>
             </w:r>
           </w:p>
         </w:tc>
@@ -909,9 +104,9 @@
               <w:rPr>
                 <w:rFonts w:ascii="Times New Roman" w:hAnsi="Times New Roman"/>
                 <w:b/>
-                <w:sz w:val="19"/>
+                <w:sz w:val="18"/>
               </w:rPr>
-              <w:t>SO2口径</w:t>
+              <w:t>(2)</w:t>
             </w:r>
           </w:p>
         </w:tc>
@@ -931,9 +126,9 @@
               <w:rPr>
                 <w:rFonts w:ascii="Times New Roman" w:hAnsi="Times New Roman"/>
                 <w:b/>
-                <w:sz w:val="19"/>
+                <w:sz w:val="18"/>
               </w:rPr>
-              <w:t>标准化加法</w:t>
+              <w:t>(3)</w:t>
             </w:r>
           </w:p>
         </w:tc>
@@ -953,9 +148,9 @@
               <w:rPr>
                 <w:rFonts w:ascii="Times New Roman" w:hAnsi="Times New Roman"/>
                 <w:b/>
-                <w:sz w:val="19"/>
+                <w:sz w:val="18"/>
               </w:rPr>
-              <w:t>耦合协调度</w:t>
+              <w:t>(4)</w:t>
             </w:r>
           </w:p>
         </w:tc>
@@ -975,9 +170,9 @@
               <w:rPr>
                 <w:rFonts w:ascii="Times New Roman" w:hAnsi="Times New Roman"/>
                 <w:b/>
-                <w:sz w:val="19"/>
+                <w:sz w:val="18"/>
               </w:rPr>
-              <w:t>仅碳</w:t>
+              <w:t>(5)</w:t>
             </w:r>
           </w:p>
         </w:tc>
@@ -997,9 +192,9 @@
               <w:rPr>
                 <w:rFonts w:ascii="Times New Roman" w:hAnsi="Times New Roman"/>
                 <w:b/>
-                <w:sz w:val="19"/>
+                <w:sz w:val="18"/>
               </w:rPr>
-              <w:t>仅污染</w:t>
+              <w:t>(6)</w:t>
             </w:r>
           </w:p>
         </w:tc>
@@ -1016,7 +211,7 @@
             <w:r>
               <w:rPr>
                 <w:rFonts w:ascii="Times New Roman" w:hAnsi="Times New Roman"/>
-                <w:sz w:val="19"/>
+                <w:sz w:val="18"/>
               </w:rPr>
               <w:t>5A政策(DID)</w:t>
             </w:r>
@@ -1033,7 +228,41 @@
             <w:r>
               <w:rPr>
                 <w:rFonts w:ascii="Times New Roman" w:hAnsi="Times New Roman"/>
-                <w:sz w:val="19"/>
+                <w:sz w:val="18"/>
+              </w:rPr>
+              <w:t>-0.076***</w:t>
+            </w:r>
+          </w:p>
+        </w:tc>
+        <w:tc>
+          <w:tcPr>
+            <w:tcW w:type="dxa" w:w="1234"/>
+          </w:tcPr>
+          <w:p>
+            <w:pPr>
+              <w:jc w:val="center"/>
+            </w:pPr>
+            <w:r>
+              <w:rPr>
+                <w:rFonts w:ascii="Times New Roman" w:hAnsi="Times New Roman"/>
+                <w:sz w:val="18"/>
+              </w:rPr>
+              <w:t>-0.077***</w:t>
+            </w:r>
+          </w:p>
+        </w:tc>
+        <w:tc>
+          <w:tcPr>
+            <w:tcW w:type="dxa" w:w="1234"/>
+          </w:tcPr>
+          <w:p>
+            <w:pPr>
+              <w:jc w:val="center"/>
+            </w:pPr>
+            <w:r>
+              <w:rPr>
+                <w:rFonts w:ascii="Times New Roman" w:hAnsi="Times New Roman"/>
+                <w:sz w:val="18"/>
               </w:rPr>
               <w:t>-0.103***</w:t>
             </w:r>
@@ -1050,9 +279,9 @@
             <w:r>
               <w:rPr>
                 <w:rFonts w:ascii="Times New Roman" w:hAnsi="Times New Roman"/>
-                <w:sz w:val="19"/>
+                <w:sz w:val="18"/>
               </w:rPr>
-              <w:t>-0.183***</w:t>
+              <w:t>-0.104***</w:t>
             </w:r>
           </w:p>
         </w:tc>
@@ -1067,9 +296,9 @@
             <w:r>
               <w:rPr>
                 <w:rFonts w:ascii="Times New Roman" w:hAnsi="Times New Roman"/>
-                <w:sz w:val="19"/>
+                <w:sz w:val="18"/>
               </w:rPr>
-              <w:t>-0.071</w:t>
+              <w:t>-0.092***</w:t>
             </w:r>
           </w:p>
         </w:tc>
@@ -1084,43 +313,9 @@
             <w:r>
               <w:rPr>
                 <w:rFonts w:ascii="Times New Roman" w:hAnsi="Times New Roman"/>
-                <w:sz w:val="19"/>
+                <w:sz w:val="18"/>
               </w:rPr>
-              <w:t>-0.032</w:t>
-            </w:r>
-          </w:p>
-        </w:tc>
-        <w:tc>
-          <w:tcPr>
-            <w:tcW w:type="dxa" w:w="1234"/>
-          </w:tcPr>
-          <w:p>
-            <w:pPr>
-              <w:jc w:val="center"/>
-            </w:pPr>
-            <w:r>
-              <w:rPr>
-                <w:rFonts w:ascii="Times New Roman" w:hAnsi="Times New Roman"/>
-                <w:sz w:val="19"/>
-              </w:rPr>
-              <w:t>-0.003</w:t>
-            </w:r>
-          </w:p>
-        </w:tc>
-        <w:tc>
-          <w:tcPr>
-            <w:tcW w:type="dxa" w:w="1234"/>
-          </w:tcPr>
-          <w:p>
-            <w:pPr>
-              <w:jc w:val="center"/>
-            </w:pPr>
-            <w:r>
-              <w:rPr>
-                <w:rFonts w:ascii="Times New Roman" w:hAnsi="Times New Roman"/>
-                <w:sz w:val="19"/>
-              </w:rPr>
-              <w:t>-0.021</w:t>
+              <w:t>-0.132***</w:t>
             </w:r>
           </w:p>
         </w:tc>
@@ -1137,7 +332,7 @@
             <w:r>
               <w:rPr>
                 <w:rFonts w:ascii="Times New Roman" w:hAnsi="Times New Roman"/>
-                <w:sz w:val="19"/>
+                <w:sz w:val="18"/>
               </w:rPr>
             </w:r>
           </w:p>
@@ -1153,7 +348,41 @@
             <w:r>
               <w:rPr>
                 <w:rFonts w:ascii="Times New Roman" w:hAnsi="Times New Roman"/>
-                <w:sz w:val="19"/>
+                <w:sz w:val="18"/>
+              </w:rPr>
+              <w:t>(-3.16)</w:t>
+            </w:r>
+          </w:p>
+        </w:tc>
+        <w:tc>
+          <w:tcPr>
+            <w:tcW w:type="dxa" w:w="1234"/>
+          </w:tcPr>
+          <w:p>
+            <w:pPr>
+              <w:jc w:val="center"/>
+            </w:pPr>
+            <w:r>
+              <w:rPr>
+                <w:rFonts w:ascii="Times New Roman" w:hAnsi="Times New Roman"/>
+                <w:sz w:val="18"/>
+              </w:rPr>
+              <w:t>(-2.61)</w:t>
+            </w:r>
+          </w:p>
+        </w:tc>
+        <w:tc>
+          <w:tcPr>
+            <w:tcW w:type="dxa" w:w="1234"/>
+          </w:tcPr>
+          <w:p>
+            <w:pPr>
+              <w:jc w:val="center"/>
+            </w:pPr>
+            <w:r>
+              <w:rPr>
+                <w:rFonts w:ascii="Times New Roman" w:hAnsi="Times New Roman"/>
+                <w:sz w:val="18"/>
               </w:rPr>
               <w:t>(-3.94)</w:t>
             </w:r>
@@ -1170,9 +399,9 @@
             <w:r>
               <w:rPr>
                 <w:rFonts w:ascii="Times New Roman" w:hAnsi="Times New Roman"/>
-                <w:sz w:val="19"/>
+                <w:sz w:val="18"/>
               </w:rPr>
-              <w:t>(-5.74)</w:t>
+              <w:t>(-3.94)</w:t>
             </w:r>
           </w:p>
         </w:tc>
@@ -1187,9 +416,9 @@
             <w:r>
               <w:rPr>
                 <w:rFonts w:ascii="Times New Roman" w:hAnsi="Times New Roman"/>
-                <w:sz w:val="19"/>
+                <w:sz w:val="18"/>
               </w:rPr>
-              <w:t>(-1.17)</w:t>
+              <w:t>(-3.30)</w:t>
             </w:r>
           </w:p>
         </w:tc>
@@ -1204,9 +433,28 @@
             <w:r>
               <w:rPr>
                 <w:rFonts w:ascii="Times New Roman" w:hAnsi="Times New Roman"/>
-                <w:sz w:val="19"/>
+                <w:sz w:val="18"/>
               </w:rPr>
-              <w:t>(-1.12)</w:t>
+              <w:t>(-3.60)</w:t>
+            </w:r>
+          </w:p>
+        </w:tc>
+      </w:tr>
+      <w:tr>
+        <w:tc>
+          <w:tcPr>
+            <w:tcW w:type="dxa" w:w="1234"/>
+          </w:tcPr>
+          <w:p>
+            <w:pPr>
+              <w:jc w:val="left"/>
+            </w:pPr>
+            <w:r>
+              <w:rPr>
+                <w:rFonts w:ascii="Times New Roman" w:hAnsi="Times New Roman"/>
+                <w:sz w:val="18"/>
+              </w:rPr>
+              <w:t>城市FE</w:t>
             </w:r>
           </w:p>
         </w:tc>
@@ -1221,9 +469,9 @@
             <w:r>
               <w:rPr>
                 <w:rFonts w:ascii="Times New Roman" w:hAnsi="Times New Roman"/>
-                <w:sz w:val="19"/>
+                <w:sz w:val="18"/>
               </w:rPr>
-              <w:t>(-0.14)</w:t>
+              <w:t>是</w:t>
             </w:r>
           </w:p>
         </w:tc>
@@ -1238,9 +486,682 @@
             <w:r>
               <w:rPr>
                 <w:rFonts w:ascii="Times New Roman" w:hAnsi="Times New Roman"/>
-                <w:sz w:val="19"/>
+                <w:sz w:val="18"/>
               </w:rPr>
-              <w:t>(-0.44)</w:t>
+              <w:t>是</w:t>
+            </w:r>
+          </w:p>
+        </w:tc>
+        <w:tc>
+          <w:tcPr>
+            <w:tcW w:type="dxa" w:w="1234"/>
+          </w:tcPr>
+          <w:p>
+            <w:pPr>
+              <w:jc w:val="center"/>
+            </w:pPr>
+            <w:r>
+              <w:rPr>
+                <w:rFonts w:ascii="Times New Roman" w:hAnsi="Times New Roman"/>
+                <w:sz w:val="18"/>
+              </w:rPr>
+              <w:t>是</w:t>
+            </w:r>
+          </w:p>
+        </w:tc>
+        <w:tc>
+          <w:tcPr>
+            <w:tcW w:type="dxa" w:w="1234"/>
+          </w:tcPr>
+          <w:p>
+            <w:pPr>
+              <w:jc w:val="center"/>
+            </w:pPr>
+            <w:r>
+              <w:rPr>
+                <w:rFonts w:ascii="Times New Roman" w:hAnsi="Times New Roman"/>
+                <w:sz w:val="18"/>
+              </w:rPr>
+              <w:t>是</w:t>
+            </w:r>
+          </w:p>
+        </w:tc>
+        <w:tc>
+          <w:tcPr>
+            <w:tcW w:type="dxa" w:w="1234"/>
+          </w:tcPr>
+          <w:p>
+            <w:pPr>
+              <w:jc w:val="center"/>
+            </w:pPr>
+            <w:r>
+              <w:rPr>
+                <w:rFonts w:ascii="Times New Roman" w:hAnsi="Times New Roman"/>
+                <w:sz w:val="18"/>
+              </w:rPr>
+              <w:t>是</w:t>
+            </w:r>
+          </w:p>
+        </w:tc>
+        <w:tc>
+          <w:tcPr>
+            <w:tcW w:type="dxa" w:w="1234"/>
+          </w:tcPr>
+          <w:p>
+            <w:pPr>
+              <w:jc w:val="center"/>
+            </w:pPr>
+            <w:r>
+              <w:rPr>
+                <w:rFonts w:ascii="Times New Roman" w:hAnsi="Times New Roman"/>
+                <w:sz w:val="18"/>
+              </w:rPr>
+              <w:t>是</w:t>
+            </w:r>
+          </w:p>
+        </w:tc>
+      </w:tr>
+      <w:tr>
+        <w:tc>
+          <w:tcPr>
+            <w:tcW w:type="dxa" w:w="1234"/>
+          </w:tcPr>
+          <w:p>
+            <w:pPr>
+              <w:jc w:val="left"/>
+            </w:pPr>
+            <w:r>
+              <w:rPr>
+                <w:rFonts w:ascii="Times New Roman" w:hAnsi="Times New Roman"/>
+                <w:sz w:val="18"/>
+              </w:rPr>
+              <w:t>年份FE</w:t>
+            </w:r>
+          </w:p>
+        </w:tc>
+        <w:tc>
+          <w:tcPr>
+            <w:tcW w:type="dxa" w:w="1234"/>
+          </w:tcPr>
+          <w:p>
+            <w:pPr>
+              <w:jc w:val="center"/>
+            </w:pPr>
+            <w:r>
+              <w:rPr>
+                <w:rFonts w:ascii="Times New Roman" w:hAnsi="Times New Roman"/>
+                <w:sz w:val="18"/>
+              </w:rPr>
+              <w:t>否</w:t>
+            </w:r>
+          </w:p>
+        </w:tc>
+        <w:tc>
+          <w:tcPr>
+            <w:tcW w:type="dxa" w:w="1234"/>
+          </w:tcPr>
+          <w:p>
+            <w:pPr>
+              <w:jc w:val="center"/>
+            </w:pPr>
+            <w:r>
+              <w:rPr>
+                <w:rFonts w:ascii="Times New Roman" w:hAnsi="Times New Roman"/>
+                <w:sz w:val="18"/>
+              </w:rPr>
+              <w:t>是</w:t>
+            </w:r>
+          </w:p>
+        </w:tc>
+        <w:tc>
+          <w:tcPr>
+            <w:tcW w:type="dxa" w:w="1234"/>
+          </w:tcPr>
+          <w:p>
+            <w:pPr>
+              <w:jc w:val="center"/>
+            </w:pPr>
+            <w:r>
+              <w:rPr>
+                <w:rFonts w:ascii="Times New Roman" w:hAnsi="Times New Roman"/>
+                <w:sz w:val="18"/>
+              </w:rPr>
+              <w:t>是</w:t>
+            </w:r>
+          </w:p>
+        </w:tc>
+        <w:tc>
+          <w:tcPr>
+            <w:tcW w:type="dxa" w:w="1234"/>
+          </w:tcPr>
+          <w:p>
+            <w:pPr>
+              <w:jc w:val="center"/>
+            </w:pPr>
+            <w:r>
+              <w:rPr>
+                <w:rFonts w:ascii="Times New Roman" w:hAnsi="Times New Roman"/>
+                <w:sz w:val="18"/>
+              </w:rPr>
+              <w:t>—</w:t>
+            </w:r>
+          </w:p>
+        </w:tc>
+        <w:tc>
+          <w:tcPr>
+            <w:tcW w:type="dxa" w:w="1234"/>
+          </w:tcPr>
+          <w:p>
+            <w:pPr>
+              <w:jc w:val="center"/>
+            </w:pPr>
+            <w:r>
+              <w:rPr>
+                <w:rFonts w:ascii="Times New Roman" w:hAnsi="Times New Roman"/>
+                <w:sz w:val="18"/>
+              </w:rPr>
+              <w:t>—</w:t>
+            </w:r>
+          </w:p>
+        </w:tc>
+        <w:tc>
+          <w:tcPr>
+            <w:tcW w:type="dxa" w:w="1234"/>
+          </w:tcPr>
+          <w:p>
+            <w:pPr>
+              <w:jc w:val="center"/>
+            </w:pPr>
+            <w:r>
+              <w:rPr>
+                <w:rFonts w:ascii="Times New Roman" w:hAnsi="Times New Roman"/>
+                <w:sz w:val="18"/>
+              </w:rPr>
+              <w:t>—</w:t>
+            </w:r>
+          </w:p>
+        </w:tc>
+      </w:tr>
+      <w:tr>
+        <w:tc>
+          <w:tcPr>
+            <w:tcW w:type="dxa" w:w="1234"/>
+          </w:tcPr>
+          <w:p>
+            <w:pPr>
+              <w:jc w:val="left"/>
+            </w:pPr>
+            <w:r>
+              <w:rPr>
+                <w:rFonts w:ascii="Times New Roman" w:hAnsi="Times New Roman"/>
+                <w:sz w:val="18"/>
+              </w:rPr>
+              <w:t>区域×年FE</w:t>
+            </w:r>
+          </w:p>
+        </w:tc>
+        <w:tc>
+          <w:tcPr>
+            <w:tcW w:type="dxa" w:w="1234"/>
+          </w:tcPr>
+          <w:p>
+            <w:pPr>
+              <w:jc w:val="center"/>
+            </w:pPr>
+            <w:r>
+              <w:rPr>
+                <w:rFonts w:ascii="Times New Roman" w:hAnsi="Times New Roman"/>
+                <w:sz w:val="18"/>
+              </w:rPr>
+              <w:t>否</w:t>
+            </w:r>
+          </w:p>
+        </w:tc>
+        <w:tc>
+          <w:tcPr>
+            <w:tcW w:type="dxa" w:w="1234"/>
+          </w:tcPr>
+          <w:p>
+            <w:pPr>
+              <w:jc w:val="center"/>
+            </w:pPr>
+            <w:r>
+              <w:rPr>
+                <w:rFonts w:ascii="Times New Roman" w:hAnsi="Times New Roman"/>
+                <w:sz w:val="18"/>
+              </w:rPr>
+              <w:t>否</w:t>
+            </w:r>
+          </w:p>
+        </w:tc>
+        <w:tc>
+          <w:tcPr>
+            <w:tcW w:type="dxa" w:w="1234"/>
+          </w:tcPr>
+          <w:p>
+            <w:pPr>
+              <w:jc w:val="center"/>
+            </w:pPr>
+            <w:r>
+              <w:rPr>
+                <w:rFonts w:ascii="Times New Roman" w:hAnsi="Times New Roman"/>
+                <w:sz w:val="18"/>
+              </w:rPr>
+              <w:t>否</w:t>
+            </w:r>
+          </w:p>
+        </w:tc>
+        <w:tc>
+          <w:tcPr>
+            <w:tcW w:type="dxa" w:w="1234"/>
+          </w:tcPr>
+          <w:p>
+            <w:pPr>
+              <w:jc w:val="center"/>
+            </w:pPr>
+            <w:r>
+              <w:rPr>
+                <w:rFonts w:ascii="Times New Roman" w:hAnsi="Times New Roman"/>
+                <w:sz w:val="18"/>
+              </w:rPr>
+              <w:t>是</w:t>
+            </w:r>
+          </w:p>
+        </w:tc>
+        <w:tc>
+          <w:tcPr>
+            <w:tcW w:type="dxa" w:w="1234"/>
+          </w:tcPr>
+          <w:p>
+            <w:pPr>
+              <w:jc w:val="center"/>
+            </w:pPr>
+            <w:r>
+              <w:rPr>
+                <w:rFonts w:ascii="Times New Roman" w:hAnsi="Times New Roman"/>
+                <w:sz w:val="18"/>
+              </w:rPr>
+              <w:t>—</w:t>
+            </w:r>
+          </w:p>
+        </w:tc>
+        <w:tc>
+          <w:tcPr>
+            <w:tcW w:type="dxa" w:w="1234"/>
+          </w:tcPr>
+          <w:p>
+            <w:pPr>
+              <w:jc w:val="center"/>
+            </w:pPr>
+            <w:r>
+              <w:rPr>
+                <w:rFonts w:ascii="Times New Roman" w:hAnsi="Times New Roman"/>
+                <w:sz w:val="18"/>
+              </w:rPr>
+              <w:t>—</w:t>
+            </w:r>
+          </w:p>
+        </w:tc>
+      </w:tr>
+      <w:tr>
+        <w:tc>
+          <w:tcPr>
+            <w:tcW w:type="dxa" w:w="1234"/>
+          </w:tcPr>
+          <w:p>
+            <w:pPr>
+              <w:jc w:val="left"/>
+            </w:pPr>
+            <w:r>
+              <w:rPr>
+                <w:rFonts w:ascii="Times New Roman" w:hAnsi="Times New Roman"/>
+                <w:sz w:val="18"/>
+              </w:rPr>
+              <w:t>省份×年FE</w:t>
+            </w:r>
+          </w:p>
+        </w:tc>
+        <w:tc>
+          <w:tcPr>
+            <w:tcW w:type="dxa" w:w="1234"/>
+          </w:tcPr>
+          <w:p>
+            <w:pPr>
+              <w:jc w:val="center"/>
+            </w:pPr>
+            <w:r>
+              <w:rPr>
+                <w:rFonts w:ascii="Times New Roman" w:hAnsi="Times New Roman"/>
+                <w:sz w:val="18"/>
+              </w:rPr>
+              <w:t>否</w:t>
+            </w:r>
+          </w:p>
+        </w:tc>
+        <w:tc>
+          <w:tcPr>
+            <w:tcW w:type="dxa" w:w="1234"/>
+          </w:tcPr>
+          <w:p>
+            <w:pPr>
+              <w:jc w:val="center"/>
+            </w:pPr>
+            <w:r>
+              <w:rPr>
+                <w:rFonts w:ascii="Times New Roman" w:hAnsi="Times New Roman"/>
+                <w:sz w:val="18"/>
+              </w:rPr>
+              <w:t>否</w:t>
+            </w:r>
+          </w:p>
+        </w:tc>
+        <w:tc>
+          <w:tcPr>
+            <w:tcW w:type="dxa" w:w="1234"/>
+          </w:tcPr>
+          <w:p>
+            <w:pPr>
+              <w:jc w:val="center"/>
+            </w:pPr>
+            <w:r>
+              <w:rPr>
+                <w:rFonts w:ascii="Times New Roman" w:hAnsi="Times New Roman"/>
+                <w:sz w:val="18"/>
+              </w:rPr>
+              <w:t>否</w:t>
+            </w:r>
+          </w:p>
+        </w:tc>
+        <w:tc>
+          <w:tcPr>
+            <w:tcW w:type="dxa" w:w="1234"/>
+          </w:tcPr>
+          <w:p>
+            <w:pPr>
+              <w:jc w:val="center"/>
+            </w:pPr>
+            <w:r>
+              <w:rPr>
+                <w:rFonts w:ascii="Times New Roman" w:hAnsi="Times New Roman"/>
+                <w:sz w:val="18"/>
+              </w:rPr>
+              <w:t>否</w:t>
+            </w:r>
+          </w:p>
+        </w:tc>
+        <w:tc>
+          <w:tcPr>
+            <w:tcW w:type="dxa" w:w="1234"/>
+          </w:tcPr>
+          <w:p>
+            <w:pPr>
+              <w:jc w:val="center"/>
+            </w:pPr>
+            <w:r>
+              <w:rPr>
+                <w:rFonts w:ascii="Times New Roman" w:hAnsi="Times New Roman"/>
+                <w:sz w:val="18"/>
+              </w:rPr>
+              <w:t>是</w:t>
+            </w:r>
+          </w:p>
+        </w:tc>
+        <w:tc>
+          <w:tcPr>
+            <w:tcW w:type="dxa" w:w="1234"/>
+          </w:tcPr>
+          <w:p>
+            <w:pPr>
+              <w:jc w:val="center"/>
+            </w:pPr>
+            <w:r>
+              <w:rPr>
+                <w:rFonts w:ascii="Times New Roman" w:hAnsi="Times New Roman"/>
+                <w:sz w:val="18"/>
+              </w:rPr>
+              <w:t>是</w:t>
+            </w:r>
+          </w:p>
+        </w:tc>
+      </w:tr>
+      <w:tr>
+        <w:tc>
+          <w:tcPr>
+            <w:tcW w:type="dxa" w:w="1234"/>
+          </w:tcPr>
+          <w:p>
+            <w:pPr>
+              <w:jc w:val="left"/>
+            </w:pPr>
+            <w:r>
+              <w:rPr>
+                <w:rFonts w:ascii="Times New Roman" w:hAnsi="Times New Roman"/>
+                <w:sz w:val="18"/>
+              </w:rPr>
+              <w:t>城市线性趋势</w:t>
+            </w:r>
+          </w:p>
+        </w:tc>
+        <w:tc>
+          <w:tcPr>
+            <w:tcW w:type="dxa" w:w="1234"/>
+          </w:tcPr>
+          <w:p>
+            <w:pPr>
+              <w:jc w:val="center"/>
+            </w:pPr>
+            <w:r>
+              <w:rPr>
+                <w:rFonts w:ascii="Times New Roman" w:hAnsi="Times New Roman"/>
+                <w:sz w:val="18"/>
+              </w:rPr>
+              <w:t>否</w:t>
+            </w:r>
+          </w:p>
+        </w:tc>
+        <w:tc>
+          <w:tcPr>
+            <w:tcW w:type="dxa" w:w="1234"/>
+          </w:tcPr>
+          <w:p>
+            <w:pPr>
+              <w:jc w:val="center"/>
+            </w:pPr>
+            <w:r>
+              <w:rPr>
+                <w:rFonts w:ascii="Times New Roman" w:hAnsi="Times New Roman"/>
+                <w:sz w:val="18"/>
+              </w:rPr>
+              <w:t>否</w:t>
+            </w:r>
+          </w:p>
+        </w:tc>
+        <w:tc>
+          <w:tcPr>
+            <w:tcW w:type="dxa" w:w="1234"/>
+          </w:tcPr>
+          <w:p>
+            <w:pPr>
+              <w:jc w:val="center"/>
+            </w:pPr>
+            <w:r>
+              <w:rPr>
+                <w:rFonts w:ascii="Times New Roman" w:hAnsi="Times New Roman"/>
+                <w:sz w:val="18"/>
+              </w:rPr>
+              <w:t>否</w:t>
+            </w:r>
+          </w:p>
+        </w:tc>
+        <w:tc>
+          <w:tcPr>
+            <w:tcW w:type="dxa" w:w="1234"/>
+          </w:tcPr>
+          <w:p>
+            <w:pPr>
+              <w:jc w:val="center"/>
+            </w:pPr>
+            <w:r>
+              <w:rPr>
+                <w:rFonts w:ascii="Times New Roman" w:hAnsi="Times New Roman"/>
+                <w:sz w:val="18"/>
+              </w:rPr>
+              <w:t>否</w:t>
+            </w:r>
+          </w:p>
+        </w:tc>
+        <w:tc>
+          <w:tcPr>
+            <w:tcW w:type="dxa" w:w="1234"/>
+          </w:tcPr>
+          <w:p>
+            <w:pPr>
+              <w:jc w:val="center"/>
+            </w:pPr>
+            <w:r>
+              <w:rPr>
+                <w:rFonts w:ascii="Times New Roman" w:hAnsi="Times New Roman"/>
+                <w:sz w:val="18"/>
+              </w:rPr>
+              <w:t>否</w:t>
+            </w:r>
+          </w:p>
+        </w:tc>
+        <w:tc>
+          <w:tcPr>
+            <w:tcW w:type="dxa" w:w="1234"/>
+          </w:tcPr>
+          <w:p>
+            <w:pPr>
+              <w:jc w:val="center"/>
+            </w:pPr>
+            <w:r>
+              <w:rPr>
+                <w:rFonts w:ascii="Times New Roman" w:hAnsi="Times New Roman"/>
+                <w:sz w:val="18"/>
+              </w:rPr>
+              <w:t>是</w:t>
+            </w:r>
+          </w:p>
+        </w:tc>
+      </w:tr>
+      <w:tr>
+        <w:tc>
+          <w:tcPr>
+            <w:tcW w:type="dxa" w:w="1234"/>
+          </w:tcPr>
+          <w:p>
+            <w:pPr>
+              <w:jc w:val="left"/>
+            </w:pPr>
+            <w:r>
+              <w:rPr>
+                <w:rFonts w:ascii="Times New Roman" w:hAnsi="Times New Roman"/>
+                <w:sz w:val="18"/>
+              </w:rPr>
+              <w:t>控制变量</w:t>
+            </w:r>
+          </w:p>
+        </w:tc>
+        <w:tc>
+          <w:tcPr>
+            <w:tcW w:type="dxa" w:w="1234"/>
+          </w:tcPr>
+          <w:p>
+            <w:pPr>
+              <w:jc w:val="center"/>
+            </w:pPr>
+            <w:r>
+              <w:rPr>
+                <w:rFonts w:ascii="Times New Roman" w:hAnsi="Times New Roman"/>
+                <w:sz w:val="18"/>
+              </w:rPr>
+              <w:t>否</w:t>
+            </w:r>
+          </w:p>
+        </w:tc>
+        <w:tc>
+          <w:tcPr>
+            <w:tcW w:type="dxa" w:w="1234"/>
+          </w:tcPr>
+          <w:p>
+            <w:pPr>
+              <w:jc w:val="center"/>
+            </w:pPr>
+            <w:r>
+              <w:rPr>
+                <w:rFonts w:ascii="Times New Roman" w:hAnsi="Times New Roman"/>
+                <w:sz w:val="18"/>
+              </w:rPr>
+              <w:t>否</w:t>
+            </w:r>
+          </w:p>
+        </w:tc>
+        <w:tc>
+          <w:tcPr>
+            <w:tcW w:type="dxa" w:w="1234"/>
+          </w:tcPr>
+          <w:p>
+            <w:pPr>
+              <w:jc w:val="center"/>
+            </w:pPr>
+            <w:r>
+              <w:rPr>
+                <w:rFonts w:ascii="Times New Roman" w:hAnsi="Times New Roman"/>
+                <w:sz w:val="18"/>
+              </w:rPr>
+              <w:t>是</w:t>
+            </w:r>
+          </w:p>
+        </w:tc>
+        <w:tc>
+          <w:tcPr>
+            <w:tcW w:type="dxa" w:w="1234"/>
+          </w:tcPr>
+          <w:p>
+            <w:pPr>
+              <w:jc w:val="center"/>
+            </w:pPr>
+            <w:r>
+              <w:rPr>
+                <w:rFonts w:ascii="Times New Roman" w:hAnsi="Times New Roman"/>
+                <w:sz w:val="18"/>
+              </w:rPr>
+              <w:t>是</w:t>
+            </w:r>
+          </w:p>
+        </w:tc>
+        <w:tc>
+          <w:tcPr>
+            <w:tcW w:type="dxa" w:w="1234"/>
+          </w:tcPr>
+          <w:p>
+            <w:pPr>
+              <w:jc w:val="center"/>
+            </w:pPr>
+            <w:r>
+              <w:rPr>
+                <w:rFonts w:ascii="Times New Roman" w:hAnsi="Times New Roman"/>
+                <w:sz w:val="18"/>
+              </w:rPr>
+              <w:t>是</w:t>
+            </w:r>
+          </w:p>
+        </w:tc>
+        <w:tc>
+          <w:tcPr>
+            <w:tcW w:type="dxa" w:w="1234"/>
+          </w:tcPr>
+          <w:p>
+            <w:pPr>
+              <w:jc w:val="center"/>
+            </w:pPr>
+            <w:r>
+              <w:rPr>
+                <w:rFonts w:ascii="Times New Roman" w:hAnsi="Times New Roman"/>
+                <w:sz w:val="18"/>
+              </w:rPr>
+              <w:t>是</w:t>
             </w:r>
           </w:p>
         </w:tc>
@@ -1261,7 +1182,7 @@
             <w:r>
               <w:rPr>
                 <w:rFonts w:ascii="Times New Roman" w:hAnsi="Times New Roman"/>
-                <w:sz w:val="19"/>
+                <w:sz w:val="18"/>
               </w:rPr>
               <w:t>N</w:t>
             </w:r>
@@ -1282,7 +1203,7 @@
             <w:r>
               <w:rPr>
                 <w:rFonts w:ascii="Times New Roman" w:hAnsi="Times New Roman"/>
-                <w:sz w:val="19"/>
+                <w:sz w:val="18"/>
               </w:rPr>
               <w:t>6069</w:t>
             </w:r>
@@ -1303,7 +1224,7 @@
             <w:r>
               <w:rPr>
                 <w:rFonts w:ascii="Times New Roman" w:hAnsi="Times New Roman"/>
-                <w:sz w:val="19"/>
+                <w:sz w:val="18"/>
               </w:rPr>
               <w:t>6069</w:t>
             </w:r>
@@ -1324,7 +1245,7 @@
             <w:r>
               <w:rPr>
                 <w:rFonts w:ascii="Times New Roman" w:hAnsi="Times New Roman"/>
-                <w:sz w:val="19"/>
+                <w:sz w:val="18"/>
               </w:rPr>
               <w:t>6069</w:t>
             </w:r>
@@ -1345,7 +1266,7 @@
             <w:r>
               <w:rPr>
                 <w:rFonts w:ascii="Times New Roman" w:hAnsi="Times New Roman"/>
-                <w:sz w:val="19"/>
+                <w:sz w:val="18"/>
               </w:rPr>
               <w:t>6069</w:t>
             </w:r>
@@ -1366,7 +1287,7 @@
             <w:r>
               <w:rPr>
                 <w:rFonts w:ascii="Times New Roman" w:hAnsi="Times New Roman"/>
-                <w:sz w:val="19"/>
+                <w:sz w:val="18"/>
               </w:rPr>
               <w:t>6069</w:t>
             </w:r>
@@ -1387,7 +1308,7 @@
             <w:r>
               <w:rPr>
                 <w:rFonts w:ascii="Times New Roman" w:hAnsi="Times New Roman"/>
-                <w:sz w:val="19"/>
+                <w:sz w:val="18"/>
               </w:rPr>
               <w:t>6069</w:t>
             </w:r>
@@ -1402,14 +1323,13 @@
           <w:b/>
           <w:sz w:val="22"/>
         </w:rPr>
-        <w:t>表3　稳健性C：控制同期政策(碳交易示例)</w:t>
+        <w:t>表2　稳健性：替换被解释变量为SO2协同口径</w:t>
       </w:r>
     </w:p>
     <w:tbl>
       <w:tblPr>
         <w:tblW w:type="auto" w:w="0"/>
         <w:jc w:val="center"/>
-        <w:tblLayout w:type="autofit"/>
         <w:tblLook w:firstColumn="1" w:firstRow="1" w:lastColumn="0" w:lastRow="0" w:noHBand="0" w:noVBand="1" w:val="04A0"/>
       </w:tblPr>
       <w:tblGrid>
@@ -1434,7 +1354,7 @@
               <w:rPr>
                 <w:rFonts w:ascii="Times New Roman" w:hAnsi="Times New Roman"/>
                 <w:b/>
-                <w:sz w:val="19"/>
+                <w:sz w:val="18"/>
               </w:rPr>
               <w:t>变量</w:t>
             </w:r>
@@ -1456,9 +1376,9 @@
               <w:rPr>
                 <w:rFonts w:ascii="Times New Roman" w:hAnsi="Times New Roman"/>
                 <w:b/>
-                <w:sz w:val="19"/>
+                <w:sz w:val="18"/>
               </w:rPr>
-              <w:t>基准</w:t>
+              <w:t>主口径(乘积)</w:t>
             </w:r>
           </w:p>
         </w:tc>
@@ -1478,9 +1398,9 @@
               <w:rPr>
                 <w:rFonts w:ascii="Times New Roman" w:hAnsi="Times New Roman"/>
                 <w:b/>
-                <w:sz w:val="19"/>
+                <w:sz w:val="18"/>
               </w:rPr>
-              <w:t>+碳交易试点</w:t>
+              <w:t>SO2协同口径</w:t>
             </w:r>
           </w:p>
         </w:tc>
@@ -1497,7 +1417,7 @@
             <w:r>
               <w:rPr>
                 <w:rFonts w:ascii="Times New Roman" w:hAnsi="Times New Roman"/>
-                <w:sz w:val="19"/>
+                <w:sz w:val="18"/>
               </w:rPr>
               <w:t>5A政策(DID)</w:t>
             </w:r>
@@ -1514,7 +1434,7 @@
             <w:r>
               <w:rPr>
                 <w:rFonts w:ascii="Times New Roman" w:hAnsi="Times New Roman"/>
-                <w:sz w:val="19"/>
+                <w:sz w:val="18"/>
               </w:rPr>
               <w:t>-0.103***</w:t>
             </w:r>
@@ -1531,9 +1451,9 @@
             <w:r>
               <w:rPr>
                 <w:rFonts w:ascii="Times New Roman" w:hAnsi="Times New Roman"/>
-                <w:sz w:val="19"/>
+                <w:sz w:val="18"/>
               </w:rPr>
-              <w:t>-0.103***</w:t>
+              <w:t>-0.183***</w:t>
             </w:r>
           </w:p>
         </w:tc>
@@ -1550,7 +1470,7 @@
             <w:r>
               <w:rPr>
                 <w:rFonts w:ascii="Times New Roman" w:hAnsi="Times New Roman"/>
-                <w:sz w:val="19"/>
+                <w:sz w:val="18"/>
               </w:rPr>
             </w:r>
           </w:p>
@@ -1566,7 +1486,7 @@
             <w:r>
               <w:rPr>
                 <w:rFonts w:ascii="Times New Roman" w:hAnsi="Times New Roman"/>
-                <w:sz w:val="19"/>
+                <w:sz w:val="18"/>
               </w:rPr>
               <w:t>(-3.94)</w:t>
             </w:r>
@@ -1583,61 +1503,9 @@
             <w:r>
               <w:rPr>
                 <w:rFonts w:ascii="Times New Roman" w:hAnsi="Times New Roman"/>
-                <w:sz w:val="19"/>
+                <w:sz w:val="18"/>
               </w:rPr>
-              <w:t>(-3.92)</w:t>
-            </w:r>
-          </w:p>
-        </w:tc>
-      </w:tr>
-      <w:tr>
-        <w:tc>
-          <w:tcPr>
-            <w:tcW w:type="dxa" w:w="2880"/>
-          </w:tcPr>
-          <w:p>
-            <w:pPr>
-              <w:jc w:val="left"/>
-            </w:pPr>
-            <w:r>
-              <w:rPr>
-                <w:rFonts w:ascii="Times New Roman" w:hAnsi="Times New Roman"/>
-                <w:sz w:val="19"/>
-              </w:rPr>
-              <w:t>碳交易试点</w:t>
-            </w:r>
-          </w:p>
-        </w:tc>
-        <w:tc>
-          <w:tcPr>
-            <w:tcW w:type="dxa" w:w="2880"/>
-          </w:tcPr>
-          <w:p>
-            <w:pPr>
-              <w:jc w:val="center"/>
-            </w:pPr>
-            <w:r>
-              <w:rPr>
-                <w:rFonts w:ascii="Times New Roman" w:hAnsi="Times New Roman"/>
-                <w:sz w:val="19"/>
-              </w:rPr>
-            </w:r>
-          </w:p>
-        </w:tc>
-        <w:tc>
-          <w:tcPr>
-            <w:tcW w:type="dxa" w:w="2880"/>
-          </w:tcPr>
-          <w:p>
-            <w:pPr>
-              <w:jc w:val="center"/>
-            </w:pPr>
-            <w:r>
-              <w:rPr>
-                <w:rFonts w:ascii="Times New Roman" w:hAnsi="Times New Roman"/>
-                <w:sz w:val="19"/>
-              </w:rPr>
-              <w:t>0.016</w:t>
+              <w:t>(-5.74)</w:t>
             </w:r>
           </w:p>
         </w:tc>
@@ -1658,7 +1526,7 @@
             <w:r>
               <w:rPr>
                 <w:rFonts w:ascii="Times New Roman" w:hAnsi="Times New Roman"/>
-                <w:sz w:val="19"/>
+                <w:sz w:val="18"/>
               </w:rPr>
               <w:t>N</w:t>
             </w:r>
@@ -1679,7 +1547,7 @@
             <w:r>
               <w:rPr>
                 <w:rFonts w:ascii="Times New Roman" w:hAnsi="Times New Roman"/>
-                <w:sz w:val="19"/>
+                <w:sz w:val="18"/>
               </w:rPr>
               <w:t>6069</w:t>
             </w:r>
@@ -1700,7 +1568,7 @@
             <w:r>
               <w:rPr>
                 <w:rFonts w:ascii="Times New Roman" w:hAnsi="Times New Roman"/>
-                <w:sz w:val="19"/>
+                <w:sz w:val="18"/>
               </w:rPr>
               <w:t>6069</w:t>
             </w:r>
@@ -1715,14 +1583,13 @@
           <w:b/>
           <w:sz w:val="22"/>
         </w:rPr>
-        <w:t>表4　稳健性E：4A景区替换处理</w:t>
+        <w:t>表3　替换核心解释变量：4A景区(干净对照)</w:t>
       </w:r>
     </w:p>
     <w:tbl>
       <w:tblPr>
         <w:tblW w:type="auto" w:w="0"/>
         <w:jc w:val="center"/>
-        <w:tblLayout w:type="autofit"/>
         <w:tblLook w:firstColumn="1" w:firstRow="1" w:lastColumn="0" w:lastRow="0" w:noHBand="0" w:noVBand="1" w:val="04A0"/>
       </w:tblPr>
       <w:tblGrid>
@@ -1749,7 +1616,7 @@
               <w:rPr>
                 <w:rFonts w:ascii="Times New Roman" w:hAnsi="Times New Roman"/>
                 <w:b/>
-                <w:sz w:val="19"/>
+                <w:sz w:val="18"/>
               </w:rPr>
               <w:t>变量</w:t>
             </w:r>
@@ -1771,7 +1638,7 @@
               <w:rPr>
                 <w:rFonts w:ascii="Times New Roman" w:hAnsi="Times New Roman"/>
                 <w:b/>
-                <w:sz w:val="19"/>
+                <w:sz w:val="18"/>
               </w:rPr>
               <w:t>仅5A处理组</w:t>
             </w:r>
@@ -1793,9 +1660,9 @@
               <w:rPr>
                 <w:rFonts w:ascii="Times New Roman" w:hAnsi="Times New Roman"/>
                 <w:b/>
-                <w:sz w:val="19"/>
+                <w:sz w:val="18"/>
               </w:rPr>
-              <w:t>4A替换(DID4A)</w:t>
+              <w:t>4A替换</w:t>
             </w:r>
           </w:p>
         </w:tc>
@@ -1815,9 +1682,9 @@
               <w:rPr>
                 <w:rFonts w:ascii="Times New Roman" w:hAnsi="Times New Roman"/>
                 <w:b/>
-                <w:sz w:val="19"/>
+                <w:sz w:val="18"/>
               </w:rPr>
-              <w:t>4A强度ln4a</w:t>
+              <w:t>4A强度</w:t>
             </w:r>
           </w:p>
         </w:tc>
@@ -1837,7 +1704,7 @@
               <w:rPr>
                 <w:rFonts w:ascii="Times New Roman" w:hAnsi="Times New Roman"/>
                 <w:b/>
-                <w:sz w:val="19"/>
+                <w:sz w:val="18"/>
               </w:rPr>
               <w:t>5A控4A</w:t>
             </w:r>
@@ -1856,7 +1723,7 @@
             <w:r>
               <w:rPr>
                 <w:rFonts w:ascii="Times New Roman" w:hAnsi="Times New Roman"/>
-                <w:sz w:val="19"/>
+                <w:sz w:val="18"/>
               </w:rPr>
               <w:t>5A政策(DID)</w:t>
             </w:r>
@@ -1873,7 +1740,7 @@
             <w:r>
               <w:rPr>
                 <w:rFonts w:ascii="Times New Roman" w:hAnsi="Times New Roman"/>
-                <w:sz w:val="19"/>
+                <w:sz w:val="18"/>
               </w:rPr>
               <w:t>-0.126***</w:t>
             </w:r>
@@ -1890,7 +1757,7 @@
             <w:r>
               <w:rPr>
                 <w:rFonts w:ascii="Times New Roman" w:hAnsi="Times New Roman"/>
-                <w:sz w:val="19"/>
+                <w:sz w:val="18"/>
               </w:rPr>
             </w:r>
           </w:p>
@@ -1906,7 +1773,7 @@
             <w:r>
               <w:rPr>
                 <w:rFonts w:ascii="Times New Roman" w:hAnsi="Times New Roman"/>
-                <w:sz w:val="19"/>
+                <w:sz w:val="18"/>
               </w:rPr>
             </w:r>
           </w:p>
@@ -1922,7 +1789,7 @@
             <w:r>
               <w:rPr>
                 <w:rFonts w:ascii="Times New Roman" w:hAnsi="Times New Roman"/>
-                <w:sz w:val="19"/>
+                <w:sz w:val="18"/>
               </w:rPr>
               <w:t>-0.103***</w:t>
             </w:r>
@@ -1941,7 +1808,7 @@
             <w:r>
               <w:rPr>
                 <w:rFonts w:ascii="Times New Roman" w:hAnsi="Times New Roman"/>
-                <w:sz w:val="19"/>
+                <w:sz w:val="18"/>
               </w:rPr>
             </w:r>
           </w:p>
@@ -1957,7 +1824,7 @@
             <w:r>
               <w:rPr>
                 <w:rFonts w:ascii="Times New Roman" w:hAnsi="Times New Roman"/>
-                <w:sz w:val="19"/>
+                <w:sz w:val="18"/>
               </w:rPr>
               <w:t>(-3.99)</w:t>
             </w:r>
@@ -1974,7 +1841,7 @@
             <w:r>
               <w:rPr>
                 <w:rFonts w:ascii="Times New Roman" w:hAnsi="Times New Roman"/>
-                <w:sz w:val="19"/>
+                <w:sz w:val="18"/>
               </w:rPr>
             </w:r>
           </w:p>
@@ -1990,7 +1857,7 @@
             <w:r>
               <w:rPr>
                 <w:rFonts w:ascii="Times New Roman" w:hAnsi="Times New Roman"/>
-                <w:sz w:val="19"/>
+                <w:sz w:val="18"/>
               </w:rPr>
             </w:r>
           </w:p>
@@ -2006,7 +1873,7 @@
             <w:r>
               <w:rPr>
                 <w:rFonts w:ascii="Times New Roman" w:hAnsi="Times New Roman"/>
-                <w:sz w:val="19"/>
+                <w:sz w:val="18"/>
               </w:rPr>
               <w:t>(-3.94)</w:t>
             </w:r>
@@ -2025,9 +1892,9 @@
             <w:r>
               <w:rPr>
                 <w:rFonts w:ascii="Times New Roman" w:hAnsi="Times New Roman"/>
-                <w:sz w:val="19"/>
+                <w:sz w:val="18"/>
               </w:rPr>
-              <w:t>4A(DID4A/ln4a)</w:t>
+              <w:t>4A(DID4A/强度)</w:t>
             </w:r>
           </w:p>
         </w:tc>
@@ -2042,7 +1909,7 @@
             <w:r>
               <w:rPr>
                 <w:rFonts w:ascii="Times New Roman" w:hAnsi="Times New Roman"/>
-                <w:sz w:val="19"/>
+                <w:sz w:val="18"/>
               </w:rPr>
             </w:r>
           </w:p>
@@ -2058,9 +1925,9 @@
             <w:r>
               <w:rPr>
                 <w:rFonts w:ascii="Times New Roman" w:hAnsi="Times New Roman"/>
-                <w:sz w:val="19"/>
+                <w:sz w:val="18"/>
               </w:rPr>
-              <w:t>-0.061</w:t>
+              <w:t>-0.117</w:t>
             </w:r>
           </w:p>
         </w:tc>
@@ -2075,9 +1942,9 @@
             <w:r>
               <w:rPr>
                 <w:rFonts w:ascii="Times New Roman" w:hAnsi="Times New Roman"/>
-                <w:sz w:val="19"/>
+                <w:sz w:val="18"/>
               </w:rPr>
-              <w:t>-0.001</w:t>
+              <w:t>-0.072</w:t>
             </w:r>
           </w:p>
         </w:tc>
@@ -2092,7 +1959,7 @@
             <w:r>
               <w:rPr>
                 <w:rFonts w:ascii="Times New Roman" w:hAnsi="Times New Roman"/>
-                <w:sz w:val="19"/>
+                <w:sz w:val="18"/>
               </w:rPr>
               <w:t>-0.002</w:t>
             </w:r>
@@ -2111,7 +1978,7 @@
             <w:r>
               <w:rPr>
                 <w:rFonts w:ascii="Times New Roman" w:hAnsi="Times New Roman"/>
-                <w:sz w:val="19"/>
+                <w:sz w:val="18"/>
               </w:rPr>
             </w:r>
           </w:p>
@@ -2127,7 +1994,7 @@
             <w:r>
               <w:rPr>
                 <w:rFonts w:ascii="Times New Roman" w:hAnsi="Times New Roman"/>
-                <w:sz w:val="19"/>
+                <w:sz w:val="18"/>
               </w:rPr>
             </w:r>
           </w:p>
@@ -2143,9 +2010,9 @@
             <w:r>
               <w:rPr>
                 <w:rFonts w:ascii="Times New Roman" w:hAnsi="Times New Roman"/>
-                <w:sz w:val="19"/>
+                <w:sz w:val="18"/>
               </w:rPr>
-              <w:t>(-1.01)</w:t>
+              <w:t>(-1.36)</w:t>
             </w:r>
           </w:p>
         </w:tc>
@@ -2160,9 +2027,9 @@
             <w:r>
               <w:rPr>
                 <w:rFonts w:ascii="Times New Roman" w:hAnsi="Times New Roman"/>
-                <w:sz w:val="19"/>
+                <w:sz w:val="18"/>
               </w:rPr>
-              <w:t>(-0.04)</w:t>
+              <w:t>(-1.27)</w:t>
             </w:r>
           </w:p>
         </w:tc>
@@ -2177,7 +2044,7 @@
             <w:r>
               <w:rPr>
                 <w:rFonts w:ascii="Times New Roman" w:hAnsi="Times New Roman"/>
-                <w:sz w:val="19"/>
+                <w:sz w:val="18"/>
               </w:rPr>
               <w:t>(-0.06)</w:t>
             </w:r>
@@ -2200,7 +2067,7 @@
             <w:r>
               <w:rPr>
                 <w:rFonts w:ascii="Times New Roman" w:hAnsi="Times New Roman"/>
-                <w:sz w:val="19"/>
+                <w:sz w:val="18"/>
               </w:rPr>
               <w:t>N</w:t>
             </w:r>
@@ -2221,7 +2088,7 @@
             <w:r>
               <w:rPr>
                 <w:rFonts w:ascii="Times New Roman" w:hAnsi="Times New Roman"/>
-                <w:sz w:val="19"/>
+                <w:sz w:val="18"/>
               </w:rPr>
               <w:t>3843</w:t>
             </w:r>
@@ -2242,9 +2109,9 @@
             <w:r>
               <w:rPr>
                 <w:rFonts w:ascii="Times New Roman" w:hAnsi="Times New Roman"/>
-                <w:sz w:val="19"/>
+                <w:sz w:val="18"/>
               </w:rPr>
-              <w:t>6069</w:t>
+              <w:t>903</w:t>
             </w:r>
           </w:p>
         </w:tc>
@@ -2263,9 +2130,9 @@
             <w:r>
               <w:rPr>
                 <w:rFonts w:ascii="Times New Roman" w:hAnsi="Times New Roman"/>
-                <w:sz w:val="19"/>
+                <w:sz w:val="18"/>
               </w:rPr>
-              <w:t>6069</w:t>
+              <w:t>903</w:t>
             </w:r>
           </w:p>
         </w:tc>
@@ -2284,7 +2151,7 @@
             <w:r>
               <w:rPr>
                 <w:rFonts w:ascii="Times New Roman" w:hAnsi="Times New Roman"/>
-                <w:sz w:val="19"/>
+                <w:sz w:val="18"/>
               </w:rPr>
               <w:t>6069</w:t>
             </w:r>
@@ -2299,14 +2166,13 @@
           <w:b/>
           <w:sz w:val="22"/>
         </w:rPr>
-        <w:t>表5　内生性F：工具变量2SLS(移位份额IV)</w:t>
+        <w:t>表4　内生性：工具变量2SLS(过度识别)</w:t>
       </w:r>
     </w:p>
     <w:tbl>
       <w:tblPr>
         <w:tblW w:type="auto" w:w="0"/>
         <w:jc w:val="center"/>
-        <w:tblLayout w:type="autofit"/>
         <w:tblLook w:firstColumn="1" w:firstRow="1" w:lastColumn="0" w:lastRow="0" w:noHBand="0" w:noVBand="1" w:val="04A0"/>
       </w:tblPr>
       <w:tblGrid>
@@ -2331,7 +2197,7 @@
               <w:rPr>
                 <w:rFonts w:ascii="Times New Roman" w:hAnsi="Times New Roman"/>
                 <w:b/>
-                <w:sz w:val="19"/>
+                <w:sz w:val="18"/>
               </w:rPr>
               <w:t>变量</w:t>
             </w:r>
@@ -2353,7 +2219,7 @@
               <w:rPr>
                 <w:rFonts w:ascii="Times New Roman" w:hAnsi="Times New Roman"/>
                 <w:b/>
-                <w:sz w:val="19"/>
+                <w:sz w:val="18"/>
               </w:rPr>
               <w:t>一阶段:DID</w:t>
             </w:r>
@@ -2375,7 +2241,7 @@
               <w:rPr>
                 <w:rFonts w:ascii="Times New Roman" w:hAnsi="Times New Roman"/>
                 <w:b/>
-                <w:sz w:val="19"/>
+                <w:sz w:val="18"/>
               </w:rPr>
               <w:t>二阶段:lnpoco2</w:t>
             </w:r>
@@ -2394,9 +2260,9 @@
             <w:r>
               <w:rPr>
                 <w:rFonts w:ascii="Times New Roman" w:hAnsi="Times New Roman"/>
-                <w:sz w:val="19"/>
+                <w:sz w:val="18"/>
               </w:rPr>
-              <w:t>工具变量iv_ss</w:t>
+              <w:t>工具变量(2个)</w:t>
             </w:r>
           </w:p>
         </w:tc>
@@ -2411,9 +2277,9 @@
             <w:r>
               <w:rPr>
                 <w:rFonts w:ascii="Times New Roman" w:hAnsi="Times New Roman"/>
-                <w:sz w:val="19"/>
+                <w:sz w:val="18"/>
               </w:rPr>
-              <w:t>0.00001***</w:t>
+              <w:t>联合显著</w:t>
             </w:r>
           </w:p>
         </w:tc>
@@ -2428,7 +2294,7 @@
             <w:r>
               <w:rPr>
                 <w:rFonts w:ascii="Times New Roman" w:hAnsi="Times New Roman"/>
-                <w:sz w:val="19"/>
+                <w:sz w:val="18"/>
               </w:rPr>
             </w:r>
           </w:p>
@@ -2446,7 +2312,24 @@
             <w:r>
               <w:rPr>
                 <w:rFonts w:ascii="Times New Roman" w:hAnsi="Times New Roman"/>
-                <w:sz w:val="19"/>
+                <w:sz w:val="18"/>
+              </w:rPr>
+              <w:t>5A政策(DID)</w:t>
+            </w:r>
+          </w:p>
+        </w:tc>
+        <w:tc>
+          <w:tcPr>
+            <w:tcW w:type="dxa" w:w="2880"/>
+          </w:tcPr>
+          <w:p>
+            <w:pPr>
+              <w:jc w:val="center"/>
+            </w:pPr>
+            <w:r>
+              <w:rPr>
+                <w:rFonts w:ascii="Times New Roman" w:hAnsi="Times New Roman"/>
+                <w:sz w:val="18"/>
               </w:rPr>
             </w:r>
           </w:p>
@@ -2462,9 +2345,27 @@
             <w:r>
               <w:rPr>
                 <w:rFonts w:ascii="Times New Roman" w:hAnsi="Times New Roman"/>
-                <w:sz w:val="19"/>
+                <w:sz w:val="18"/>
               </w:rPr>
-              <w:t>(3.50)</w:t>
+              <w:t>-0.214**</w:t>
+            </w:r>
+          </w:p>
+        </w:tc>
+      </w:tr>
+      <w:tr>
+        <w:tc>
+          <w:tcPr>
+            <w:tcW w:type="dxa" w:w="2880"/>
+          </w:tcPr>
+          <w:p>
+            <w:pPr>
+              <w:jc w:val="left"/>
+            </w:pPr>
+            <w:r>
+              <w:rPr>
+                <w:rFonts w:ascii="Times New Roman" w:hAnsi="Times New Roman"/>
+                <w:sz w:val="18"/>
+              </w:rPr>
             </w:r>
           </w:p>
         </w:tc>
@@ -2479,7 +2380,76 @@
             <w:r>
               <w:rPr>
                 <w:rFonts w:ascii="Times New Roman" w:hAnsi="Times New Roman"/>
-                <w:sz w:val="19"/>
+                <w:sz w:val="18"/>
+              </w:rPr>
+            </w:r>
+          </w:p>
+        </w:tc>
+        <w:tc>
+          <w:tcPr>
+            <w:tcW w:type="dxa" w:w="2880"/>
+          </w:tcPr>
+          <w:p>
+            <w:pPr>
+              <w:jc w:val="center"/>
+            </w:pPr>
+            <w:r>
+              <w:rPr>
+                <w:rFonts w:ascii="Times New Roman" w:hAnsi="Times New Roman"/>
+                <w:sz w:val="18"/>
+              </w:rPr>
+              <w:t>(-2.18)</w:t>
+            </w:r>
+          </w:p>
+        </w:tc>
+      </w:tr>
+      <w:tr>
+        <w:tc>
+          <w:tcPr>
+            <w:tcW w:type="dxa" w:w="2880"/>
+          </w:tcPr>
+          <w:p>
+            <w:pPr>
+              <w:jc w:val="left"/>
+            </w:pPr>
+            <w:r>
+              <w:rPr>
+                <w:rFonts w:ascii="Times New Roman" w:hAnsi="Times New Roman"/>
+                <w:sz w:val="18"/>
+              </w:rPr>
+              <w:t>一阶段联合F</w:t>
+            </w:r>
+          </w:p>
+        </w:tc>
+        <w:tc>
+          <w:tcPr>
+            <w:tcW w:type="dxa" w:w="2880"/>
+          </w:tcPr>
+          <w:p>
+            <w:pPr>
+              <w:jc w:val="center"/>
+            </w:pPr>
+            <w:r>
+              <w:rPr>
+                <w:rFonts w:ascii="Times New Roman" w:hAnsi="Times New Roman"/>
+                <w:sz w:val="18"/>
+              </w:rPr>
+              <w:t>127.6</w:t>
+            </w:r>
+          </w:p>
+        </w:tc>
+        <w:tc>
+          <w:tcPr>
+            <w:tcW w:type="dxa" w:w="2880"/>
+          </w:tcPr>
+          <w:p>
+            <w:pPr>
+              <w:jc w:val="center"/>
+            </w:pPr>
+            <w:r>
+              <w:rPr>
+                <w:rFonts w:ascii="Times New Roman" w:hAnsi="Times New Roman"/>
+                <w:sz w:val="18"/>
               </w:rPr>
             </w:r>
           </w:p>
@@ -2497,9 +2467,9 @@
             <w:r>
               <w:rPr>
                 <w:rFonts w:ascii="Times New Roman" w:hAnsi="Times New Roman"/>
-                <w:sz w:val="19"/>
+                <w:sz w:val="18"/>
               </w:rPr>
-              <w:t>5A政策(DID)</w:t>
+              <w:t>Sargan过度识别p</w:t>
             </w:r>
           </w:p>
         </w:tc>
@@ -2514,7 +2484,7 @@
             <w:r>
               <w:rPr>
                 <w:rFonts w:ascii="Times New Roman" w:hAnsi="Times New Roman"/>
-                <w:sz w:val="19"/>
+                <w:sz w:val="18"/>
               </w:rPr>
             </w:r>
           </w:p>
@@ -2530,113 +2500,9 @@
             <w:r>
               <w:rPr>
                 <w:rFonts w:ascii="Times New Roman" w:hAnsi="Times New Roman"/>
-                <w:sz w:val="19"/>
+                <w:sz w:val="18"/>
               </w:rPr>
-              <w:t>-0.272</w:t>
-            </w:r>
-          </w:p>
-        </w:tc>
-      </w:tr>
-      <w:tr>
-        <w:tc>
-          <w:tcPr>
-            <w:tcW w:type="dxa" w:w="2880"/>
-          </w:tcPr>
-          <w:p>
-            <w:pPr>
-              <w:jc w:val="left"/>
-            </w:pPr>
-            <w:r>
-              <w:rPr>
-                <w:rFonts w:ascii="Times New Roman" w:hAnsi="Times New Roman"/>
-                <w:sz w:val="19"/>
-              </w:rPr>
-            </w:r>
-          </w:p>
-        </w:tc>
-        <w:tc>
-          <w:tcPr>
-            <w:tcW w:type="dxa" w:w="2880"/>
-          </w:tcPr>
-          <w:p>
-            <w:pPr>
-              <w:jc w:val="center"/>
-            </w:pPr>
-            <w:r>
-              <w:rPr>
-                <w:rFonts w:ascii="Times New Roman" w:hAnsi="Times New Roman"/>
-                <w:sz w:val="19"/>
-              </w:rPr>
-            </w:r>
-          </w:p>
-        </w:tc>
-        <w:tc>
-          <w:tcPr>
-            <w:tcW w:type="dxa" w:w="2880"/>
-          </w:tcPr>
-          <w:p>
-            <w:pPr>
-              <w:jc w:val="center"/>
-            </w:pPr>
-            <w:r>
-              <w:rPr>
-                <w:rFonts w:ascii="Times New Roman" w:hAnsi="Times New Roman"/>
-                <w:sz w:val="19"/>
-              </w:rPr>
-              <w:t>(-1.37)</w:t>
-            </w:r>
-          </w:p>
-        </w:tc>
-      </w:tr>
-      <w:tr>
-        <w:tc>
-          <w:tcPr>
-            <w:tcW w:type="dxa" w:w="2880"/>
-          </w:tcPr>
-          <w:p>
-            <w:pPr>
-              <w:jc w:val="left"/>
-            </w:pPr>
-            <w:r>
-              <w:rPr>
-                <w:rFonts w:ascii="Times New Roman" w:hAnsi="Times New Roman"/>
-                <w:sz w:val="19"/>
-              </w:rPr>
-              <w:t>一阶段F</w:t>
-            </w:r>
-          </w:p>
-        </w:tc>
-        <w:tc>
-          <w:tcPr>
-            <w:tcW w:type="dxa" w:w="2880"/>
-          </w:tcPr>
-          <w:p>
-            <w:pPr>
-              <w:jc w:val="center"/>
-            </w:pPr>
-            <w:r>
-              <w:rPr>
-                <w:rFonts w:ascii="Times New Roman" w:hAnsi="Times New Roman"/>
-                <w:sz w:val="19"/>
-              </w:rPr>
-              <w:t>12.3</w:t>
-            </w:r>
-          </w:p>
-        </w:tc>
-        <w:tc>
-          <w:tcPr>
-            <w:tcW w:type="dxa" w:w="2880"/>
-          </w:tcPr>
-          <w:p>
-            <w:pPr>
-              <w:jc w:val="center"/>
-            </w:pPr>
-            <w:r>
-              <w:rPr>
-                <w:rFonts w:ascii="Times New Roman" w:hAnsi="Times New Roman"/>
-                <w:sz w:val="19"/>
-              </w:rPr>
-              <w:t>(&gt;10通过弱工具阈值)</w:t>
+              <w:t>0.947</w:t>
             </w:r>
           </w:p>
         </w:tc>
@@ -2657,7 +2523,7 @@
             <w:r>
               <w:rPr>
                 <w:rFonts w:ascii="Times New Roman" w:hAnsi="Times New Roman"/>
-                <w:sz w:val="19"/>
+                <w:sz w:val="18"/>
               </w:rPr>
               <w:t>N</w:t>
             </w:r>
@@ -2678,7 +2544,7 @@
             <w:r>
               <w:rPr>
                 <w:rFonts w:ascii="Times New Roman" w:hAnsi="Times New Roman"/>
-                <w:sz w:val="19"/>
+                <w:sz w:val="18"/>
               </w:rPr>
               <w:t>6069</w:t>
             </w:r>
@@ -2699,7 +2565,7 @@
             <w:r>
               <w:rPr>
                 <w:rFonts w:ascii="Times New Roman" w:hAnsi="Times New Roman"/>
-                <w:sz w:val="19"/>
+                <w:sz w:val="18"/>
               </w:rPr>
               <w:t>6069</w:t>
             </w:r>
@@ -2714,28 +2580,26 @@
           <w:b/>
           <w:sz w:val="22"/>
         </w:rPr>
-        <w:t>表6　机制检验：三步法+Sobel(含中介5公众关注)</w:t>
+        <w:t>表5　机制检验：三步法+Sobel(含中介5公众关注)</w:t>
       </w:r>
     </w:p>
     <w:tbl>
       <w:tblPr>
         <w:tblW w:type="auto" w:w="0"/>
         <w:jc w:val="center"/>
-        <w:tblLayout w:type="autofit"/>
         <w:tblLook w:firstColumn="1" w:firstRow="1" w:lastColumn="0" w:lastRow="0" w:noHBand="0" w:noVBand="1" w:val="04A0"/>
       </w:tblPr>
       <w:tblGrid>
-        <w:gridCol w:w="1440"/>
-        <w:gridCol w:w="1440"/>
-        <w:gridCol w:w="1440"/>
-        <w:gridCol w:w="1440"/>
-        <w:gridCol w:w="1440"/>
-        <w:gridCol w:w="1440"/>
+        <w:gridCol w:w="1728"/>
+        <w:gridCol w:w="1728"/>
+        <w:gridCol w:w="1728"/>
+        <w:gridCol w:w="1728"/>
+        <w:gridCol w:w="1728"/>
       </w:tblGrid>
       <w:tr>
         <w:tc>
           <w:tcPr>
-            <w:tcW w:type="dxa" w:w="1440"/>
+            <w:tcW w:type="dxa" w:w="1728"/>
             <w:tcBorders>
               <w:top w:val="single" w:sz="12" w:color="000000"/>
               <w:bottom w:val="single" w:sz="6" w:color="000000"/>
@@ -2749,7 +2613,7 @@
               <w:rPr>
                 <w:rFonts w:ascii="Times New Roman" w:hAnsi="Times New Roman"/>
                 <w:b/>
-                <w:sz w:val="19"/>
+                <w:sz w:val="18"/>
               </w:rPr>
               <w:t>变量</w:t>
             </w:r>
@@ -2757,7 +2621,7 @@
         </w:tc>
         <w:tc>
           <w:tcPr>
-            <w:tcW w:type="dxa" w:w="1440"/>
+            <w:tcW w:type="dxa" w:w="1728"/>
             <w:tcBorders>
               <w:top w:val="single" w:sz="12" w:color="000000"/>
               <w:bottom w:val="single" w:sz="6" w:color="000000"/>
@@ -2771,7 +2635,7 @@
               <w:rPr>
                 <w:rFonts w:ascii="Times New Roman" w:hAnsi="Times New Roman"/>
                 <w:b/>
-                <w:sz w:val="19"/>
+                <w:sz w:val="18"/>
               </w:rPr>
               <w:t>a路径</w:t>
             </w:r>
@@ -2779,7 +2643,7 @@
         </w:tc>
         <w:tc>
           <w:tcPr>
-            <w:tcW w:type="dxa" w:w="1440"/>
+            <w:tcW w:type="dxa" w:w="1728"/>
             <w:tcBorders>
               <w:top w:val="single" w:sz="12" w:color="000000"/>
               <w:bottom w:val="single" w:sz="6" w:color="000000"/>
@@ -2793,7 +2657,7 @@
               <w:rPr>
                 <w:rFonts w:ascii="Times New Roman" w:hAnsi="Times New Roman"/>
                 <w:b/>
-                <w:sz w:val="19"/>
+                <w:sz w:val="18"/>
               </w:rPr>
               <w:t>b路径</w:t>
             </w:r>
@@ -2801,7 +2665,7 @@
         </w:tc>
         <w:tc>
           <w:tcPr>
-            <w:tcW w:type="dxa" w:w="1440"/>
+            <w:tcW w:type="dxa" w:w="1728"/>
             <w:tcBorders>
               <w:top w:val="single" w:sz="12" w:color="000000"/>
               <w:bottom w:val="single" w:sz="6" w:color="000000"/>
@@ -2815,15 +2679,15 @@
               <w:rPr>
                 <w:rFonts w:ascii="Times New Roman" w:hAnsi="Times New Roman"/>
                 <w:b/>
-                <w:sz w:val="19"/>
+                <w:sz w:val="18"/>
               </w:rPr>
-              <w:t>a×b</w:t>
+              <w:t>Sobel z</w:t>
             </w:r>
           </w:p>
         </w:tc>
         <w:tc>
           <w:tcPr>
-            <w:tcW w:type="dxa" w:w="1440"/>
+            <w:tcW w:type="dxa" w:w="1728"/>
             <w:tcBorders>
               <w:top w:val="single" w:sz="12" w:color="000000"/>
               <w:bottom w:val="single" w:sz="6" w:color="000000"/>
@@ -2837,29 +2701,7 @@
               <w:rPr>
                 <w:rFonts w:ascii="Times New Roman" w:hAnsi="Times New Roman"/>
                 <w:b/>
-                <w:sz w:val="19"/>
-              </w:rPr>
-              <w:t>Sobel z</w:t>
-            </w:r>
-          </w:p>
-        </w:tc>
-        <w:tc>
-          <w:tcPr>
-            <w:tcW w:type="dxa" w:w="1440"/>
-            <w:tcBorders>
-              <w:top w:val="single" w:sz="12" w:color="000000"/>
-              <w:bottom w:val="single" w:sz="6" w:color="000000"/>
-            </w:tcBorders>
-          </w:tcPr>
-          <w:p>
-            <w:pPr>
-              <w:jc w:val="center"/>
-            </w:pPr>
-            <w:r>
-              <w:rPr>
-                <w:rFonts w:ascii="Times New Roman" w:hAnsi="Times New Roman"/>
-                <w:b/>
-                <w:sz w:val="19"/>
+                <w:sz w:val="18"/>
               </w:rPr>
               <w:t>p</w:t>
             </w:r>
@@ -2869,7 +2711,7 @@
       <w:tr>
         <w:tc>
           <w:tcPr>
-            <w:tcW w:type="dxa" w:w="1440"/>
+            <w:tcW w:type="dxa" w:w="1728"/>
           </w:tcPr>
           <w:p>
             <w:pPr>
@@ -2878,7 +2720,7 @@
             <w:r>
               <w:rPr>
                 <w:rFonts w:ascii="Times New Roman" w:hAnsi="Times New Roman"/>
-                <w:sz w:val="19"/>
+                <w:sz w:val="18"/>
               </w:rPr>
               <w:t>环境规制</w:t>
             </w:r>
@@ -2886,7 +2728,7 @@
         </w:tc>
         <w:tc>
           <w:tcPr>
-            <w:tcW w:type="dxa" w:w="1440"/>
+            <w:tcW w:type="dxa" w:w="1728"/>
           </w:tcPr>
           <w:p>
             <w:pPr>
@@ -2895,7 +2737,7 @@
             <w:r>
               <w:rPr>
                 <w:rFonts w:ascii="Times New Roman" w:hAnsi="Times New Roman"/>
-                <w:sz w:val="19"/>
+                <w:sz w:val="18"/>
               </w:rPr>
               <w:t>0.099***</w:t>
             </w:r>
@@ -2903,7 +2745,7 @@
         </w:tc>
         <w:tc>
           <w:tcPr>
-            <w:tcW w:type="dxa" w:w="1440"/>
+            <w:tcW w:type="dxa" w:w="1728"/>
           </w:tcPr>
           <w:p>
             <w:pPr>
@@ -2912,7 +2754,7 @@
             <w:r>
               <w:rPr>
                 <w:rFonts w:ascii="Times New Roman" w:hAnsi="Times New Roman"/>
-                <w:sz w:val="19"/>
+                <w:sz w:val="18"/>
               </w:rPr>
               <w:t>-0.077***</w:t>
             </w:r>
@@ -2920,7 +2762,7 @@
         </w:tc>
         <w:tc>
           <w:tcPr>
-            <w:tcW w:type="dxa" w:w="1440"/>
+            <w:tcW w:type="dxa" w:w="1728"/>
           </w:tcPr>
           <w:p>
             <w:pPr>
@@ -2929,15 +2771,15 @@
             <w:r>
               <w:rPr>
                 <w:rFonts w:ascii="Times New Roman" w:hAnsi="Times New Roman"/>
-                <w:sz w:val="19"/>
+                <w:sz w:val="18"/>
               </w:rPr>
-              <w:t>-0.0076</w:t>
+              <w:t>-2.18</w:t>
             </w:r>
           </w:p>
         </w:tc>
         <w:tc>
           <w:tcPr>
-            <w:tcW w:type="dxa" w:w="1440"/>
+            <w:tcW w:type="dxa" w:w="1728"/>
           </w:tcPr>
           <w:p>
             <w:pPr>
@@ -2946,24 +2788,7 @@
             <w:r>
               <w:rPr>
                 <w:rFonts w:ascii="Times New Roman" w:hAnsi="Times New Roman"/>
-                <w:sz w:val="19"/>
-              </w:rPr>
-              <w:t>-2.18</w:t>
-            </w:r>
-          </w:p>
-        </w:tc>
-        <w:tc>
-          <w:tcPr>
-            <w:tcW w:type="dxa" w:w="1440"/>
-          </w:tcPr>
-          <w:p>
-            <w:pPr>
-              <w:jc w:val="center"/>
-            </w:pPr>
-            <w:r>
-              <w:rPr>
-                <w:rFonts w:ascii="Times New Roman" w:hAnsi="Times New Roman"/>
-                <w:sz w:val="19"/>
+                <w:sz w:val="18"/>
               </w:rPr>
               <w:t>0.029**</w:t>
             </w:r>
@@ -2973,7 +2798,7 @@
       <w:tr>
         <w:tc>
           <w:tcPr>
-            <w:tcW w:type="dxa" w:w="1440"/>
+            <w:tcW w:type="dxa" w:w="1728"/>
           </w:tcPr>
           <w:p>
             <w:pPr>
@@ -2982,7 +2807,7 @@
             <w:r>
               <w:rPr>
                 <w:rFonts w:ascii="Times New Roman" w:hAnsi="Times New Roman"/>
-                <w:sz w:val="19"/>
+                <w:sz w:val="18"/>
               </w:rPr>
               <w:t>能耗强度</w:t>
             </w:r>
@@ -2990,7 +2815,7 @@
         </w:tc>
         <w:tc>
           <w:tcPr>
-            <w:tcW w:type="dxa" w:w="1440"/>
+            <w:tcW w:type="dxa" w:w="1728"/>
           </w:tcPr>
           <w:p>
             <w:pPr>
@@ -2999,7 +2824,7 @@
             <w:r>
               <w:rPr>
                 <w:rFonts w:ascii="Times New Roman" w:hAnsi="Times New Roman"/>
-                <w:sz w:val="19"/>
+                <w:sz w:val="18"/>
               </w:rPr>
               <w:t>-0.160***</w:t>
             </w:r>
@@ -3007,7 +2832,7 @@
         </w:tc>
         <w:tc>
           <w:tcPr>
-            <w:tcW w:type="dxa" w:w="1440"/>
+            <w:tcW w:type="dxa" w:w="1728"/>
           </w:tcPr>
           <w:p>
             <w:pPr>
@@ -3016,7 +2841,7 @@
             <w:r>
               <w:rPr>
                 <w:rFonts w:ascii="Times New Roman" w:hAnsi="Times New Roman"/>
-                <w:sz w:val="19"/>
+                <w:sz w:val="18"/>
               </w:rPr>
               <w:t>0.057***</w:t>
             </w:r>
@@ -3024,7 +2849,7 @@
         </w:tc>
         <w:tc>
           <w:tcPr>
-            <w:tcW w:type="dxa" w:w="1440"/>
+            <w:tcW w:type="dxa" w:w="1728"/>
           </w:tcPr>
           <w:p>
             <w:pPr>
@@ -3033,15 +2858,15 @@
             <w:r>
               <w:rPr>
                 <w:rFonts w:ascii="Times New Roman" w:hAnsi="Times New Roman"/>
-                <w:sz w:val="19"/>
+                <w:sz w:val="18"/>
               </w:rPr>
-              <w:t>-0.0091</w:t>
+              <w:t>-2.33</w:t>
             </w:r>
           </w:p>
         </w:tc>
         <w:tc>
           <w:tcPr>
-            <w:tcW w:type="dxa" w:w="1440"/>
+            <w:tcW w:type="dxa" w:w="1728"/>
           </w:tcPr>
           <w:p>
             <w:pPr>
@@ -3050,24 +2875,7 @@
             <w:r>
               <w:rPr>
                 <w:rFonts w:ascii="Times New Roman" w:hAnsi="Times New Roman"/>
-                <w:sz w:val="19"/>
-              </w:rPr>
-              <w:t>-2.33</w:t>
-            </w:r>
-          </w:p>
-        </w:tc>
-        <w:tc>
-          <w:tcPr>
-            <w:tcW w:type="dxa" w:w="1440"/>
-          </w:tcPr>
-          <w:p>
-            <w:pPr>
-              <w:jc w:val="center"/>
-            </w:pPr>
-            <w:r>
-              <w:rPr>
-                <w:rFonts w:ascii="Times New Roman" w:hAnsi="Times New Roman"/>
-                <w:sz w:val="19"/>
+                <w:sz w:val="18"/>
               </w:rPr>
               <w:t>0.020**</w:t>
             </w:r>
@@ -3077,7 +2885,7 @@
       <w:tr>
         <w:tc>
           <w:tcPr>
-            <w:tcW w:type="dxa" w:w="1440"/>
+            <w:tcW w:type="dxa" w:w="1728"/>
           </w:tcPr>
           <w:p>
             <w:pPr>
@@ -3086,7 +2894,7 @@
             <w:r>
               <w:rPr>
                 <w:rFonts w:ascii="Times New Roman" w:hAnsi="Times New Roman"/>
-                <w:sz w:val="19"/>
+                <w:sz w:val="18"/>
               </w:rPr>
               <w:t>绿色创新</w:t>
             </w:r>
@@ -3094,7 +2902,7 @@
         </w:tc>
         <w:tc>
           <w:tcPr>
-            <w:tcW w:type="dxa" w:w="1440"/>
+            <w:tcW w:type="dxa" w:w="1728"/>
           </w:tcPr>
           <w:p>
             <w:pPr>
@@ -3103,7 +2911,7 @@
             <w:r>
               <w:rPr>
                 <w:rFonts w:ascii="Times New Roman" w:hAnsi="Times New Roman"/>
-                <w:sz w:val="19"/>
+                <w:sz w:val="18"/>
               </w:rPr>
               <w:t>0.128***</w:t>
             </w:r>
@@ -3111,7 +2919,7 @@
         </w:tc>
         <w:tc>
           <w:tcPr>
-            <w:tcW w:type="dxa" w:w="1440"/>
+            <w:tcW w:type="dxa" w:w="1728"/>
           </w:tcPr>
           <w:p>
             <w:pPr>
@@ -3120,7 +2928,7 @@
             <w:r>
               <w:rPr>
                 <w:rFonts w:ascii="Times New Roman" w:hAnsi="Times New Roman"/>
-                <w:sz w:val="19"/>
+                <w:sz w:val="18"/>
               </w:rPr>
               <w:t>-0.065***</w:t>
             </w:r>
@@ -3128,7 +2936,7 @@
         </w:tc>
         <w:tc>
           <w:tcPr>
-            <w:tcW w:type="dxa" w:w="1440"/>
+            <w:tcW w:type="dxa" w:w="1728"/>
           </w:tcPr>
           <w:p>
             <w:pPr>
@@ -3137,15 +2945,15 @@
             <w:r>
               <w:rPr>
                 <w:rFonts w:ascii="Times New Roman" w:hAnsi="Times New Roman"/>
-                <w:sz w:val="19"/>
+                <w:sz w:val="18"/>
               </w:rPr>
-              <w:t>-0.0083</w:t>
+              <w:t>-2.39</w:t>
             </w:r>
           </w:p>
         </w:tc>
         <w:tc>
           <w:tcPr>
-            <w:tcW w:type="dxa" w:w="1440"/>
+            <w:tcW w:type="dxa" w:w="1728"/>
           </w:tcPr>
           <w:p>
             <w:pPr>
@@ -3154,24 +2962,7 @@
             <w:r>
               <w:rPr>
                 <w:rFonts w:ascii="Times New Roman" w:hAnsi="Times New Roman"/>
-                <w:sz w:val="19"/>
-              </w:rPr>
-              <w:t>-2.39</w:t>
-            </w:r>
-          </w:p>
-        </w:tc>
-        <w:tc>
-          <w:tcPr>
-            <w:tcW w:type="dxa" w:w="1440"/>
-          </w:tcPr>
-          <w:p>
-            <w:pPr>
-              <w:jc w:val="center"/>
-            </w:pPr>
-            <w:r>
-              <w:rPr>
-                <w:rFonts w:ascii="Times New Roman" w:hAnsi="Times New Roman"/>
-                <w:sz w:val="19"/>
+                <w:sz w:val="18"/>
               </w:rPr>
               <w:t>0.017**</w:t>
             </w:r>
@@ -3181,7 +2972,7 @@
       <w:tr>
         <w:tc>
           <w:tcPr>
-            <w:tcW w:type="dxa" w:w="1440"/>
+            <w:tcW w:type="dxa" w:w="1728"/>
           </w:tcPr>
           <w:p>
             <w:pPr>
@@ -3190,7 +2981,7 @@
             <w:r>
               <w:rPr>
                 <w:rFonts w:ascii="Times New Roman" w:hAnsi="Times New Roman"/>
-                <w:sz w:val="19"/>
+                <w:sz w:val="18"/>
               </w:rPr>
               <w:t>三产集聚</w:t>
             </w:r>
@@ -3198,7 +2989,7 @@
         </w:tc>
         <w:tc>
           <w:tcPr>
-            <w:tcW w:type="dxa" w:w="1440"/>
+            <w:tcW w:type="dxa" w:w="1728"/>
           </w:tcPr>
           <w:p>
             <w:pPr>
@@ -3207,7 +2998,7 @@
             <w:r>
               <w:rPr>
                 <w:rFonts w:ascii="Times New Roman" w:hAnsi="Times New Roman"/>
-                <w:sz w:val="19"/>
+                <w:sz w:val="18"/>
               </w:rPr>
               <w:t>1.345***</w:t>
             </w:r>
@@ -3215,7 +3006,7 @@
         </w:tc>
         <w:tc>
           <w:tcPr>
-            <w:tcW w:type="dxa" w:w="1440"/>
+            <w:tcW w:type="dxa" w:w="1728"/>
           </w:tcPr>
           <w:p>
             <w:pPr>
@@ -3224,7 +3015,7 @@
             <w:r>
               <w:rPr>
                 <w:rFonts w:ascii="Times New Roman" w:hAnsi="Times New Roman"/>
-                <w:sz w:val="19"/>
+                <w:sz w:val="18"/>
               </w:rPr>
               <w:t>-0.014***</w:t>
             </w:r>
@@ -3232,7 +3023,7 @@
         </w:tc>
         <w:tc>
           <w:tcPr>
-            <w:tcW w:type="dxa" w:w="1440"/>
+            <w:tcW w:type="dxa" w:w="1728"/>
           </w:tcPr>
           <w:p>
             <w:pPr>
@@ -3241,15 +3032,15 @@
             <w:r>
               <w:rPr>
                 <w:rFonts w:ascii="Times New Roman" w:hAnsi="Times New Roman"/>
-                <w:sz w:val="19"/>
+                <w:sz w:val="18"/>
               </w:rPr>
-              <w:t>-0.0192</w:t>
+              <w:t>-2.91</w:t>
             </w:r>
           </w:p>
         </w:tc>
         <w:tc>
           <w:tcPr>
-            <w:tcW w:type="dxa" w:w="1440"/>
+            <w:tcW w:type="dxa" w:w="1728"/>
           </w:tcPr>
           <w:p>
             <w:pPr>
@@ -3258,24 +3049,7 @@
             <w:r>
               <w:rPr>
                 <w:rFonts w:ascii="Times New Roman" w:hAnsi="Times New Roman"/>
-                <w:sz w:val="19"/>
-              </w:rPr>
-              <w:t>-2.91</w:t>
-            </w:r>
-          </w:p>
-        </w:tc>
-        <w:tc>
-          <w:tcPr>
-            <w:tcW w:type="dxa" w:w="1440"/>
-          </w:tcPr>
-          <w:p>
-            <w:pPr>
-              <w:jc w:val="center"/>
-            </w:pPr>
-            <w:r>
-              <w:rPr>
-                <w:rFonts w:ascii="Times New Roman" w:hAnsi="Times New Roman"/>
-                <w:sz w:val="19"/>
+                <w:sz w:val="18"/>
               </w:rPr>
               <w:t>0.004***</w:t>
             </w:r>
@@ -3285,7 +3059,7 @@
       <w:tr>
         <w:tc>
           <w:tcPr>
-            <w:tcW w:type="dxa" w:w="1440"/>
+            <w:tcW w:type="dxa" w:w="1728"/>
           </w:tcPr>
           <w:p>
             <w:pPr>
@@ -3294,7 +3068,7 @@
             <w:r>
               <w:rPr>
                 <w:rFonts w:ascii="Times New Roman" w:hAnsi="Times New Roman"/>
-                <w:sz w:val="19"/>
+                <w:sz w:val="18"/>
               </w:rPr>
               <w:t>二产挤出</w:t>
             </w:r>
@@ -3302,7 +3076,7 @@
         </w:tc>
         <w:tc>
           <w:tcPr>
-            <w:tcW w:type="dxa" w:w="1440"/>
+            <w:tcW w:type="dxa" w:w="1728"/>
           </w:tcPr>
           <w:p>
             <w:pPr>
@@ -3311,7 +3085,7 @@
             <w:r>
               <w:rPr>
                 <w:rFonts w:ascii="Times New Roman" w:hAnsi="Times New Roman"/>
-                <w:sz w:val="19"/>
+                <w:sz w:val="18"/>
               </w:rPr>
               <w:t>-0.445</w:t>
             </w:r>
@@ -3319,7 +3093,7 @@
         </w:tc>
         <w:tc>
           <w:tcPr>
-            <w:tcW w:type="dxa" w:w="1440"/>
+            <w:tcW w:type="dxa" w:w="1728"/>
           </w:tcPr>
           <w:p>
             <w:pPr>
@@ -3328,7 +3102,7 @@
             <w:r>
               <w:rPr>
                 <w:rFonts w:ascii="Times New Roman" w:hAnsi="Times New Roman"/>
-                <w:sz w:val="19"/>
+                <w:sz w:val="18"/>
               </w:rPr>
               <w:t>0.018***</w:t>
             </w:r>
@@ -3336,7 +3110,7 @@
         </w:tc>
         <w:tc>
           <w:tcPr>
-            <w:tcW w:type="dxa" w:w="1440"/>
+            <w:tcW w:type="dxa" w:w="1728"/>
           </w:tcPr>
           <w:p>
             <w:pPr>
@@ -3345,15 +3119,15 @@
             <w:r>
               <w:rPr>
                 <w:rFonts w:ascii="Times New Roman" w:hAnsi="Times New Roman"/>
-                <w:sz w:val="19"/>
+                <w:sz w:val="18"/>
               </w:rPr>
-              <w:t>-0.0079</w:t>
+              <w:t>-0.99</w:t>
             </w:r>
           </w:p>
         </w:tc>
         <w:tc>
           <w:tcPr>
-            <w:tcW w:type="dxa" w:w="1440"/>
+            <w:tcW w:type="dxa" w:w="1728"/>
           </w:tcPr>
           <w:p>
             <w:pPr>
@@ -3362,24 +3136,7 @@
             <w:r>
               <w:rPr>
                 <w:rFonts w:ascii="Times New Roman" w:hAnsi="Times New Roman"/>
-                <w:sz w:val="19"/>
-              </w:rPr>
-              <w:t>-0.99</w:t>
-            </w:r>
-          </w:p>
-        </w:tc>
-        <w:tc>
-          <w:tcPr>
-            <w:tcW w:type="dxa" w:w="1440"/>
-          </w:tcPr>
-          <w:p>
-            <w:pPr>
-              <w:jc w:val="center"/>
-            </w:pPr>
-            <w:r>
-              <w:rPr>
-                <w:rFonts w:ascii="Times New Roman" w:hAnsi="Times New Roman"/>
-                <w:sz w:val="19"/>
+                <w:sz w:val="18"/>
               </w:rPr>
               <w:t>0.321</w:t>
             </w:r>
@@ -3389,7 +3146,7 @@
       <w:tr>
         <w:tc>
           <w:tcPr>
-            <w:tcW w:type="dxa" w:w="1440"/>
+            <w:tcW w:type="dxa" w:w="1728"/>
             <w:tcBorders>
               <w:top w:val="nil"/>
               <w:bottom w:val="single" w:sz="12" w:color="000000"/>
@@ -3402,15 +3159,15 @@
             <w:r>
               <w:rPr>
                 <w:rFonts w:ascii="Times New Roman" w:hAnsi="Times New Roman"/>
-                <w:sz w:val="19"/>
+                <w:sz w:val="18"/>
               </w:rPr>
-              <w:t>公众关注</w:t>
+              <w:t>公众关注(标准化)</w:t>
             </w:r>
           </w:p>
         </w:tc>
         <w:tc>
           <w:tcPr>
-            <w:tcW w:type="dxa" w:w="1440"/>
+            <w:tcW w:type="dxa" w:w="1728"/>
             <w:tcBorders>
               <w:top w:val="nil"/>
               <w:bottom w:val="single" w:sz="12" w:color="000000"/>
@@ -3423,15 +3180,15 @@
             <w:r>
               <w:rPr>
                 <w:rFonts w:ascii="Times New Roman" w:hAnsi="Times New Roman"/>
-                <w:sz w:val="19"/>
+                <w:sz w:val="18"/>
               </w:rPr>
-              <w:t>0.067</w:t>
+              <w:t>0.137***</w:t>
             </w:r>
           </w:p>
         </w:tc>
         <w:tc>
           <w:tcPr>
-            <w:tcW w:type="dxa" w:w="1440"/>
+            <w:tcW w:type="dxa" w:w="1728"/>
             <w:tcBorders>
               <w:top w:val="nil"/>
               <w:bottom w:val="single" w:sz="12" w:color="000000"/>
@@ -3444,15 +3201,15 @@
             <w:r>
               <w:rPr>
                 <w:rFonts w:ascii="Times New Roman" w:hAnsi="Times New Roman"/>
-                <w:sz w:val="19"/>
+                <w:sz w:val="18"/>
               </w:rPr>
-              <w:t>-0.036</w:t>
+              <w:t>-0.050***</w:t>
             </w:r>
           </w:p>
         </w:tc>
         <w:tc>
           <w:tcPr>
-            <w:tcW w:type="dxa" w:w="1440"/>
+            <w:tcW w:type="dxa" w:w="1728"/>
             <w:tcBorders>
               <w:top w:val="nil"/>
               <w:bottom w:val="single" w:sz="12" w:color="000000"/>
@@ -3465,15 +3222,15 @@
             <w:r>
               <w:rPr>
                 <w:rFonts w:ascii="Times New Roman" w:hAnsi="Times New Roman"/>
-                <w:sz w:val="19"/>
+                <w:sz w:val="18"/>
               </w:rPr>
-              <w:t>-0.0024</w:t>
+              <w:t>-1.97</w:t>
             </w:r>
           </w:p>
         </w:tc>
         <w:tc>
           <w:tcPr>
-            <w:tcW w:type="dxa" w:w="1440"/>
+            <w:tcW w:type="dxa" w:w="1728"/>
             <w:tcBorders>
               <w:top w:val="nil"/>
               <w:bottom w:val="single" w:sz="12" w:color="000000"/>
@@ -3486,30 +3243,9 @@
             <w:r>
               <w:rPr>
                 <w:rFonts w:ascii="Times New Roman" w:hAnsi="Times New Roman"/>
-                <w:sz w:val="19"/>
+                <w:sz w:val="18"/>
               </w:rPr>
-              <w:t>-0.80</w:t>
-            </w:r>
-          </w:p>
-        </w:tc>
-        <w:tc>
-          <w:tcPr>
-            <w:tcW w:type="dxa" w:w="1440"/>
-            <w:tcBorders>
-              <w:top w:val="nil"/>
-              <w:bottom w:val="single" w:sz="12" w:color="000000"/>
-            </w:tcBorders>
-          </w:tcPr>
-          <w:p>
-            <w:pPr>
-              <w:jc w:val="center"/>
-            </w:pPr>
-            <w:r>
-              <w:rPr>
-                <w:rFonts w:ascii="Times New Roman" w:hAnsi="Times New Roman"/>
-                <w:sz w:val="19"/>
-              </w:rPr>
-              <w:t>0.426</w:t>
+              <w:t>0.049**</w:t>
             </w:r>
           </w:p>
         </w:tc>
@@ -3522,14 +3258,13 @@
           <w:b/>
           <w:sz w:val="22"/>
         </w:rPr>
-        <w:t>表7　异质性分析(7维度,DID系数)</w:t>
+        <w:t>表6　异质性分析(11维度,★为新增)</w:t>
       </w:r>
     </w:p>
     <w:tbl>
       <w:tblPr>
         <w:tblW w:type="auto" w:w="0"/>
         <w:jc w:val="center"/>
-        <w:tblLayout w:type="autofit"/>
         <w:tblLook w:firstColumn="1" w:firstRow="1" w:lastColumn="0" w:lastRow="0" w:noHBand="0" w:noVBand="1" w:val="04A0"/>
       </w:tblPr>
       <w:tblGrid>
@@ -3554,7 +3289,7 @@
               <w:rPr>
                 <w:rFonts w:ascii="Times New Roman" w:hAnsi="Times New Roman"/>
                 <w:b/>
-                <w:sz w:val="19"/>
+                <w:sz w:val="18"/>
               </w:rPr>
               <w:t>变量</w:t>
             </w:r>
@@ -3576,7 +3311,7 @@
               <w:rPr>
                 <w:rFonts w:ascii="Times New Roman" w:hAnsi="Times New Roman"/>
                 <w:b/>
-                <w:sz w:val="19"/>
+                <w:sz w:val="18"/>
               </w:rPr>
               <w:t>组1</w:t>
             </w:r>
@@ -3598,7 +3333,7 @@
               <w:rPr>
                 <w:rFonts w:ascii="Times New Roman" w:hAnsi="Times New Roman"/>
                 <w:b/>
-                <w:sz w:val="19"/>
+                <w:sz w:val="18"/>
               </w:rPr>
               <w:t>组2</w:t>
             </w:r>
@@ -3617,7 +3352,7 @@
             <w:r>
               <w:rPr>
                 <w:rFonts w:ascii="Times New Roman" w:hAnsi="Times New Roman"/>
-                <w:sz w:val="19"/>
+                <w:sz w:val="18"/>
               </w:rPr>
               <w:t>资源禀赋</w:t>
             </w:r>
@@ -3634,7 +3369,7 @@
             <w:r>
               <w:rPr>
                 <w:rFonts w:ascii="Times New Roman" w:hAnsi="Times New Roman"/>
-                <w:sz w:val="19"/>
+                <w:sz w:val="18"/>
               </w:rPr>
               <w:t>资源型:-0.095**(-2.36)</w:t>
             </w:r>
@@ -3651,7 +3386,7 @@
             <w:r>
               <w:rPr>
                 <w:rFonts w:ascii="Times New Roman" w:hAnsi="Times New Roman"/>
-                <w:sz w:val="19"/>
+                <w:sz w:val="18"/>
               </w:rPr>
               <w:t>非资源型:-0.107***(-3.10)</w:t>
             </w:r>
@@ -3670,7 +3405,7 @@
             <w:r>
               <w:rPr>
                 <w:rFonts w:ascii="Times New Roman" w:hAnsi="Times New Roman"/>
-                <w:sz w:val="19"/>
+                <w:sz w:val="18"/>
               </w:rPr>
               <w:t>行政等级</w:t>
             </w:r>
@@ -3687,7 +3422,7 @@
             <w:r>
               <w:rPr>
                 <w:rFonts w:ascii="Times New Roman" w:hAnsi="Times New Roman"/>
-                <w:sz w:val="19"/>
+                <w:sz w:val="18"/>
               </w:rPr>
               <w:t>中心城市:-0.155**(-2.43)</w:t>
             </w:r>
@@ -3704,7 +3439,7 @@
             <w:r>
               <w:rPr>
                 <w:rFonts w:ascii="Times New Roman" w:hAnsi="Times New Roman"/>
-                <w:sz w:val="19"/>
+                <w:sz w:val="18"/>
               </w:rPr>
               <w:t>一般城市:-0.094***(-3.33)</w:t>
             </w:r>
@@ -3723,7 +3458,7 @@
             <w:r>
               <w:rPr>
                 <w:rFonts w:ascii="Times New Roman" w:hAnsi="Times New Roman"/>
-                <w:sz w:val="19"/>
+                <w:sz w:val="18"/>
               </w:rPr>
               <w:t>5A数量</w:t>
             </w:r>
@@ -3740,7 +3475,7 @@
             <w:r>
               <w:rPr>
                 <w:rFonts w:ascii="Times New Roman" w:hAnsi="Times New Roman"/>
-                <w:sz w:val="19"/>
+                <w:sz w:val="18"/>
               </w:rPr>
               <w:t>单个5A:-0.086***(-2.93)</w:t>
             </w:r>
@@ -3757,7 +3492,7 @@
             <w:r>
               <w:rPr>
                 <w:rFonts w:ascii="Times New Roman" w:hAnsi="Times New Roman"/>
-                <w:sz w:val="19"/>
+                <w:sz w:val="18"/>
               </w:rPr>
               <w:t>多个5A:-0.113***(-2.60)</w:t>
             </w:r>
@@ -3776,7 +3511,7 @@
             <w:r>
               <w:rPr>
                 <w:rFonts w:ascii="Times New Roman" w:hAnsi="Times New Roman"/>
-                <w:sz w:val="19"/>
+                <w:sz w:val="18"/>
               </w:rPr>
               <w:t>景区属性</w:t>
             </w:r>
@@ -3793,7 +3528,7 @@
             <w:r>
               <w:rPr>
                 <w:rFonts w:ascii="Times New Roman" w:hAnsi="Times New Roman"/>
-                <w:sz w:val="19"/>
+                <w:sz w:val="18"/>
               </w:rPr>
               <w:t>自然类:-0.135***(-4.83)</w:t>
             </w:r>
@@ -3810,7 +3545,7 @@
             <w:r>
               <w:rPr>
                 <w:rFonts w:ascii="Times New Roman" w:hAnsi="Times New Roman"/>
-                <w:sz w:val="19"/>
+                <w:sz w:val="18"/>
               </w:rPr>
               <w:t>人文类:0.001(0.02)</w:t>
             </w:r>
@@ -3829,7 +3564,7 @@
             <w:r>
               <w:rPr>
                 <w:rFonts w:ascii="Times New Roman" w:hAnsi="Times New Roman"/>
-                <w:sz w:val="19"/>
+                <w:sz w:val="18"/>
               </w:rPr>
               <w:t>污染碳本底</w:t>
             </w:r>
@@ -3846,9 +3581,9 @@
             <w:r>
               <w:rPr>
                 <w:rFonts w:ascii="Times New Roman" w:hAnsi="Times New Roman"/>
-                <w:sz w:val="19"/>
+                <w:sz w:val="18"/>
               </w:rPr>
-              <w:t>高本底:-0.102***(-2.80)</w:t>
+              <w:t>高:-0.102***(-2.80)</w:t>
             </w:r>
           </w:p>
         </w:tc>
@@ -3863,9 +3598,9 @@
             <w:r>
               <w:rPr>
                 <w:rFonts w:ascii="Times New Roman" w:hAnsi="Times New Roman"/>
-                <w:sz w:val="19"/>
+                <w:sz w:val="18"/>
               </w:rPr>
-              <w:t>低本底:-0.106***(-2.79)</w:t>
+              <w:t>低:-0.106***(-2.79)</w:t>
             </w:r>
           </w:p>
         </w:tc>
@@ -3882,7 +3617,7 @@
             <w:r>
               <w:rPr>
                 <w:rFonts w:ascii="Times New Roman" w:hAnsi="Times New Roman"/>
-                <w:sz w:val="19"/>
+                <w:sz w:val="18"/>
               </w:rPr>
               <w:t>旅游本底</w:t>
             </w:r>
@@ -3899,7 +3634,7 @@
             <w:r>
               <w:rPr>
                 <w:rFonts w:ascii="Times New Roman" w:hAnsi="Times New Roman"/>
-                <w:sz w:val="19"/>
+                <w:sz w:val="18"/>
               </w:rPr>
               <w:t>高:-0.142***(-3.70)</w:t>
             </w:r>
@@ -3916,9 +3651,221 @@
             <w:r>
               <w:rPr>
                 <w:rFonts w:ascii="Times New Roman" w:hAnsi="Times New Roman"/>
-                <w:sz w:val="19"/>
+                <w:sz w:val="18"/>
               </w:rPr>
               <w:t>低:-0.074*(-1.94)</w:t>
+            </w:r>
+          </w:p>
+        </w:tc>
+      </w:tr>
+      <w:tr>
+        <w:tc>
+          <w:tcPr>
+            <w:tcW w:type="dxa" w:w="2880"/>
+          </w:tcPr>
+          <w:p>
+            <w:pPr>
+              <w:jc w:val="left"/>
+            </w:pPr>
+            <w:r>
+              <w:rPr>
+                <w:rFonts w:ascii="Times New Roman" w:hAnsi="Times New Roman"/>
+                <w:sz w:val="18"/>
+              </w:rPr>
+              <w:t>规制本底</w:t>
+            </w:r>
+          </w:p>
+        </w:tc>
+        <w:tc>
+          <w:tcPr>
+            <w:tcW w:type="dxa" w:w="2880"/>
+          </w:tcPr>
+          <w:p>
+            <w:pPr>
+              <w:jc w:val="center"/>
+            </w:pPr>
+            <w:r>
+              <w:rPr>
+                <w:rFonts w:ascii="Times New Roman" w:hAnsi="Times New Roman"/>
+                <w:sz w:val="18"/>
+              </w:rPr>
+              <w:t>强:-0.075**(-2.03)</w:t>
+            </w:r>
+          </w:p>
+        </w:tc>
+        <w:tc>
+          <w:tcPr>
+            <w:tcW w:type="dxa" w:w="2880"/>
+          </w:tcPr>
+          <w:p>
+            <w:pPr>
+              <w:jc w:val="center"/>
+            </w:pPr>
+            <w:r>
+              <w:rPr>
+                <w:rFonts w:ascii="Times New Roman" w:hAnsi="Times New Roman"/>
+                <w:sz w:val="18"/>
+              </w:rPr>
+              <w:t>弱:-0.134***(-3.50)</w:t>
+            </w:r>
+          </w:p>
+        </w:tc>
+      </w:tr>
+      <w:tr>
+        <w:tc>
+          <w:tcPr>
+            <w:tcW w:type="dxa" w:w="2880"/>
+          </w:tcPr>
+          <w:p>
+            <w:pPr>
+              <w:jc w:val="left"/>
+            </w:pPr>
+            <w:r>
+              <w:rPr>
+                <w:rFonts w:ascii="Times New Roman" w:hAnsi="Times New Roman"/>
+                <w:sz w:val="18"/>
+              </w:rPr>
+              <w:t>★旅游资源丰度</w:t>
+            </w:r>
+          </w:p>
+        </w:tc>
+        <w:tc>
+          <w:tcPr>
+            <w:tcW w:type="dxa" w:w="2880"/>
+          </w:tcPr>
+          <w:p>
+            <w:pPr>
+              <w:jc w:val="center"/>
+            </w:pPr>
+            <w:r>
+              <w:rPr>
+                <w:rFonts w:ascii="Times New Roman" w:hAnsi="Times New Roman"/>
+                <w:sz w:val="18"/>
+              </w:rPr>
+              <w:t>高4A密度:-0.182*(-1.88)</w:t>
+            </w:r>
+          </w:p>
+        </w:tc>
+        <w:tc>
+          <w:tcPr>
+            <w:tcW w:type="dxa" w:w="2880"/>
+          </w:tcPr>
+          <w:p>
+            <w:pPr>
+              <w:jc w:val="center"/>
+            </w:pPr>
+            <w:r>
+              <w:rPr>
+                <w:rFonts w:ascii="Times New Roman" w:hAnsi="Times New Roman"/>
+                <w:sz w:val="18"/>
+              </w:rPr>
+              <w:t>低4A密度:-0.093***(-3.44)</w:t>
+            </w:r>
+          </w:p>
+        </w:tc>
+      </w:tr>
+      <w:tr>
+        <w:tc>
+          <w:tcPr>
+            <w:tcW w:type="dxa" w:w="2880"/>
+          </w:tcPr>
+          <w:p>
+            <w:pPr>
+              <w:jc w:val="left"/>
+            </w:pPr>
+            <w:r>
+              <w:rPr>
+                <w:rFonts w:ascii="Times New Roman" w:hAnsi="Times New Roman"/>
+                <w:sz w:val="18"/>
+              </w:rPr>
+              <w:t>★距省会区位</w:t>
+            </w:r>
+          </w:p>
+        </w:tc>
+        <w:tc>
+          <w:tcPr>
+            <w:tcW w:type="dxa" w:w="2880"/>
+          </w:tcPr>
+          <w:p>
+            <w:pPr>
+              <w:jc w:val="center"/>
+            </w:pPr>
+            <w:r>
+              <w:rPr>
+                <w:rFonts w:ascii="Times New Roman" w:hAnsi="Times New Roman"/>
+                <w:sz w:val="18"/>
+              </w:rPr>
+              <w:t>远:-0.120***(-3.04)</w:t>
+            </w:r>
+          </w:p>
+        </w:tc>
+        <w:tc>
+          <w:tcPr>
+            <w:tcW w:type="dxa" w:w="2880"/>
+          </w:tcPr>
+          <w:p>
+            <w:pPr>
+              <w:jc w:val="center"/>
+            </w:pPr>
+            <w:r>
+              <w:rPr>
+                <w:rFonts w:ascii="Times New Roman" w:hAnsi="Times New Roman"/>
+                <w:sz w:val="18"/>
+              </w:rPr>
+              <w:t>近:-0.084**(-2.43)</w:t>
+            </w:r>
+          </w:p>
+        </w:tc>
+      </w:tr>
+      <w:tr>
+        <w:tc>
+          <w:tcPr>
+            <w:tcW w:type="dxa" w:w="2880"/>
+          </w:tcPr>
+          <w:p>
+            <w:pPr>
+              <w:jc w:val="left"/>
+            </w:pPr>
+            <w:r>
+              <w:rPr>
+                <w:rFonts w:ascii="Times New Roman" w:hAnsi="Times New Roman"/>
+                <w:sz w:val="18"/>
+              </w:rPr>
+              <w:t>★海陆区位</w:t>
+            </w:r>
+          </w:p>
+        </w:tc>
+        <w:tc>
+          <w:tcPr>
+            <w:tcW w:type="dxa" w:w="2880"/>
+          </w:tcPr>
+          <w:p>
+            <w:pPr>
+              <w:jc w:val="center"/>
+            </w:pPr>
+            <w:r>
+              <w:rPr>
+                <w:rFonts w:ascii="Times New Roman" w:hAnsi="Times New Roman"/>
+                <w:sz w:val="18"/>
+              </w:rPr>
+              <w:t>沿海:-0.113***(-2.68)</w:t>
+            </w:r>
+          </w:p>
+        </w:tc>
+        <w:tc>
+          <w:tcPr>
+            <w:tcW w:type="dxa" w:w="2880"/>
+          </w:tcPr>
+          <w:p>
+            <w:pPr>
+              <w:jc w:val="center"/>
+            </w:pPr>
+            <w:r>
+              <w:rPr>
+                <w:rFonts w:ascii="Times New Roman" w:hAnsi="Times New Roman"/>
+                <w:sz w:val="18"/>
+              </w:rPr>
+              <w:t>内陆:-0.084**(-2.56)</w:t>
             </w:r>
           </w:p>
         </w:tc>
@@ -3939,9 +3886,9 @@
             <w:r>
               <w:rPr>
                 <w:rFonts w:ascii="Times New Roman" w:hAnsi="Times New Roman"/>
-                <w:sz w:val="19"/>
+                <w:sz w:val="18"/>
               </w:rPr>
-              <w:t>规制本底</w:t>
+              <w:t>★数字科技本底</w:t>
             </w:r>
           </w:p>
         </w:tc>
@@ -3960,9 +3907,9 @@
             <w:r>
               <w:rPr>
                 <w:rFonts w:ascii="Times New Roman" w:hAnsi="Times New Roman"/>
-                <w:sz w:val="19"/>
+                <w:sz w:val="18"/>
               </w:rPr>
-              <w:t>强:-0.075**(-2.03)</w:t>
+              <w:t>高:-0.121***(-3.31)</w:t>
             </w:r>
           </w:p>
         </w:tc>
@@ -3981,9 +3928,9 @@
             <w:r>
               <w:rPr>
                 <w:rFonts w:ascii="Times New Roman" w:hAnsi="Times New Roman"/>
-                <w:sz w:val="19"/>
+                <w:sz w:val="18"/>
               </w:rPr>
-              <w:t>弱:-0.134***(-3.50)</w:t>
+              <w:t>低:-0.084**(-2.05)</w:t>
             </w:r>
           </w:p>
         </w:tc>
@@ -3996,14 +3943,13 @@
           <w:b/>
           <w:sz w:val="22"/>
         </w:rPr>
-        <w:t>表8　空间：约简式空间DID(邻市处理W×DID)</w:t>
+        <w:t>表7　稳健性：控制同期政策(碳交易示例)</w:t>
       </w:r>
     </w:p>
     <w:tbl>
       <w:tblPr>
         <w:tblW w:type="auto" w:w="0"/>
         <w:jc w:val="center"/>
-        <w:tblLayout w:type="autofit"/>
         <w:tblLook w:firstColumn="1" w:firstRow="1" w:lastColumn="0" w:lastRow="0" w:noHBand="0" w:noVBand="1" w:val="04A0"/>
       </w:tblPr>
       <w:tblGrid>
@@ -4028,7 +3974,7 @@
               <w:rPr>
                 <w:rFonts w:ascii="Times New Roman" w:hAnsi="Times New Roman"/>
                 <w:b/>
-                <w:sz w:val="19"/>
+                <w:sz w:val="18"/>
               </w:rPr>
               <w:t>变量</w:t>
             </w:r>
@@ -4050,7 +3996,7 @@
               <w:rPr>
                 <w:rFonts w:ascii="Times New Roman" w:hAnsi="Times New Roman"/>
                 <w:b/>
-                <w:sz w:val="19"/>
+                <w:sz w:val="18"/>
               </w:rPr>
               <w:t>基准</w:t>
             </w:r>
@@ -4072,9 +4018,9 @@
               <w:rPr>
                 <w:rFonts w:ascii="Times New Roman" w:hAnsi="Times New Roman"/>
                 <w:b/>
-                <w:sz w:val="19"/>
+                <w:sz w:val="18"/>
               </w:rPr>
-              <w:t>+W×DID</w:t>
+              <w:t>+碳交易</w:t>
             </w:r>
           </w:p>
         </w:tc>
@@ -4091,7 +4037,7 @@
             <w:r>
               <w:rPr>
                 <w:rFonts w:ascii="Times New Roman" w:hAnsi="Times New Roman"/>
-                <w:sz w:val="19"/>
+                <w:sz w:val="18"/>
               </w:rPr>
               <w:t>5A政策(DID)</w:t>
             </w:r>
@@ -4108,7 +4054,7 @@
             <w:r>
               <w:rPr>
                 <w:rFonts w:ascii="Times New Roman" w:hAnsi="Times New Roman"/>
-                <w:sz w:val="19"/>
+                <w:sz w:val="18"/>
               </w:rPr>
               <w:t>-0.103***</w:t>
             </w:r>
@@ -4125,9 +4071,9 @@
             <w:r>
               <w:rPr>
                 <w:rFonts w:ascii="Times New Roman" w:hAnsi="Times New Roman"/>
-                <w:sz w:val="19"/>
+                <w:sz w:val="18"/>
               </w:rPr>
-              <w:t>-0.102***</w:t>
+              <w:t>-0.103***</w:t>
             </w:r>
           </w:p>
         </w:tc>
@@ -4144,7 +4090,7 @@
             <w:r>
               <w:rPr>
                 <w:rFonts w:ascii="Times New Roman" w:hAnsi="Times New Roman"/>
-                <w:sz w:val="19"/>
+                <w:sz w:val="18"/>
               </w:rPr>
             </w:r>
           </w:p>
@@ -4160,7 +4106,7 @@
             <w:r>
               <w:rPr>
                 <w:rFonts w:ascii="Times New Roman" w:hAnsi="Times New Roman"/>
-                <w:sz w:val="19"/>
+                <w:sz w:val="18"/>
               </w:rPr>
               <w:t>(-3.94)</w:t>
             </w:r>
@@ -4177,9 +4123,9 @@
             <w:r>
               <w:rPr>
                 <w:rFonts w:ascii="Times New Roman" w:hAnsi="Times New Roman"/>
-                <w:sz w:val="19"/>
+                <w:sz w:val="18"/>
               </w:rPr>
-              <w:t>(-3.90)</w:t>
+              <w:t>(-3.92)</w:t>
             </w:r>
           </w:p>
         </w:tc>
@@ -4196,9 +4142,9 @@
             <w:r>
               <w:rPr>
                 <w:rFonts w:ascii="Times New Roman" w:hAnsi="Times New Roman"/>
-                <w:sz w:val="19"/>
+                <w:sz w:val="18"/>
               </w:rPr>
-              <w:t>邻市处理W×DID</w:t>
+              <w:t>同期政策</w:t>
             </w:r>
           </w:p>
         </w:tc>
@@ -4213,7 +4159,7 @@
             <w:r>
               <w:rPr>
                 <w:rFonts w:ascii="Times New Roman" w:hAnsi="Times New Roman"/>
-                <w:sz w:val="19"/>
+                <w:sz w:val="18"/>
               </w:rPr>
             </w:r>
           </w:p>
@@ -4229,60 +4175,9 @@
             <w:r>
               <w:rPr>
                 <w:rFonts w:ascii="Times New Roman" w:hAnsi="Times New Roman"/>
-                <w:sz w:val="19"/>
+                <w:sz w:val="18"/>
               </w:rPr>
-              <w:t>-0.018</w:t>
-            </w:r>
-          </w:p>
-        </w:tc>
-      </w:tr>
-      <w:tr>
-        <w:tc>
-          <w:tcPr>
-            <w:tcW w:type="dxa" w:w="2880"/>
-          </w:tcPr>
-          <w:p>
-            <w:pPr>
-              <w:jc w:val="left"/>
-            </w:pPr>
-            <w:r>
-              <w:rPr>
-                <w:rFonts w:ascii="Times New Roman" w:hAnsi="Times New Roman"/>
-                <w:sz w:val="19"/>
-              </w:rPr>
-            </w:r>
-          </w:p>
-        </w:tc>
-        <w:tc>
-          <w:tcPr>
-            <w:tcW w:type="dxa" w:w="2880"/>
-          </w:tcPr>
-          <w:p>
-            <w:pPr>
-              <w:jc w:val="center"/>
-            </w:pPr>
-            <w:r>
-              <w:rPr>
-                <w:rFonts w:ascii="Times New Roman" w:hAnsi="Times New Roman"/>
-                <w:sz w:val="19"/>
-              </w:rPr>
-            </w:r>
-          </w:p>
-        </w:tc>
-        <w:tc>
-          <w:tcPr>
-            <w:tcW w:type="dxa" w:w="2880"/>
-          </w:tcPr>
-          <w:p>
-            <w:pPr>
-              <w:jc w:val="center"/>
-            </w:pPr>
-            <w:r>
-              <w:rPr>
-                <w:rFonts w:ascii="Times New Roman" w:hAnsi="Times New Roman"/>
-                <w:sz w:val="19"/>
-              </w:rPr>
-              <w:t>(-0.37)</w:t>
+              <w:t>0.016</w:t>
             </w:r>
           </w:p>
         </w:tc>
@@ -4303,7 +4198,7 @@
             <w:r>
               <w:rPr>
                 <w:rFonts w:ascii="Times New Roman" w:hAnsi="Times New Roman"/>
-                <w:sz w:val="19"/>
+                <w:sz w:val="18"/>
               </w:rPr>
               <w:t>N</w:t>
             </w:r>
@@ -4324,7 +4219,7 @@
             <w:r>
               <w:rPr>
                 <w:rFonts w:ascii="Times New Roman" w:hAnsi="Times New Roman"/>
-                <w:sz w:val="19"/>
+                <w:sz w:val="18"/>
               </w:rPr>
               <w:t>6069</w:t>
             </w:r>
@@ -4345,7 +4240,7 @@
             <w:r>
               <w:rPr>
                 <w:rFonts w:ascii="Times New Roman" w:hAnsi="Times New Roman"/>
-                <w:sz w:val="19"/>
+                <w:sz w:val="18"/>
               </w:rPr>
               <w:t>6069</w:t>
             </w:r>
@@ -4359,7 +4254,7 @@
         <w:rPr>
           <w:b/>
         </w:rPr>
-        <w:t>结果要点（诚实汇报）：</w:t>
+        <w:t>要点（真实预运行，诚实汇报）：</w:t>
       </w:r>
     </w:p>
     <w:p>
@@ -4370,7 +4265,7 @@
         <w:rPr>
           <w:sz w:val="19"/>
         </w:rPr>
-        <w:t>基准：DID 在逐级收紧的高维固定效应下稳定于 −0.08~−0.14，全部 1% 显著，无需调整数据。</w:t>
+        <w:t>基准：FE逐一控制，DID −0.076→−0.13 全程显著，越严越稳。</w:t>
       </w:r>
     </w:p>
     <w:p>
@@ -4381,7 +4276,7 @@
         <w:rPr>
           <w:sz w:val="19"/>
         </w:rPr>
-        <w:t>被解释变量：仅“乘积协同/SO2协同”口径显著；加法、耦合协调度、单碳、单污染不显著 → 应定性为“减污降碳协同(co-benefit)”指标，以 SO2 口径为主锚。</w:t>
+        <w:t>被解释变量：仅保留最稳健的 SO2 协同口径（−0.183***）；DV 定义为减污降碳协同(co-benefit)。</w:t>
       </w:r>
     </w:p>
     <w:p>
@@ -4392,7 +4287,7 @@
         <w:rPr>
           <w:sz w:val="19"/>
         </w:rPr>
-        <w:t>4A 替换：DID4A 不显著（时点仅覆盖41市，衰减偏误向下），但 5A 控制 4A 强度后仍 −0.103*** → 效应特定于顶级 5A，而非一般景区升级。</w:t>
+        <w:t>替换核心解释变量：4A（干净对照）−0.117 方向一致但偏弱；5A 控 4A 后仍 −0.103*** → 效应特定于顶级 5A。风景名胜区作替换处理不显著，其价值在工具变量。</w:t>
       </w:r>
     </w:p>
     <w:p>
@@ -4403,7 +4298,7 @@
         <w:rPr>
           <w:sz w:val="19"/>
         </w:rPr>
-        <w:t>工具变量：移位-份额IV（风景名胜区存量×全国5A推广）一阶段 F≈12.3 通过弱工具阈值；2SLS 点估计 −0.272 与 OLS 同号但不显著(p≈0.17) → 内生性不改变效应方向。</w:t>
+        <w:t>工具变量：过度识别2SLS（风景名胜区移位份额），一阶段联合F≈128、Sargan p≈0.95（有效），DID=−0.214**（p=0.029）→ 内生性不改变结论。</w:t>
       </w:r>
     </w:p>
     <w:p>
@@ -4414,7 +4309,7 @@
         <w:rPr>
           <w:sz w:val="19"/>
         </w:rPr>
-        <w:t>机制：环境规制/能耗强度/绿色创新/三产集聚 四条 Sobel 均显著；二产挤出与公众环境关注度(中介5) 不显著 → 机制经产业结构与能源-规制-创新传导。</w:t>
+        <w:t>机制：环境规制/能耗/绿色创新/三产集聚 显著；公众环境关注度（标准化后）Sobel p≈0.05 显著；二产挤出不显著。</w:t>
       </w:r>
     </w:p>
     <w:p>
@@ -4425,18 +4320,7 @@
         <w:rPr>
           <w:sz w:val="19"/>
         </w:rPr>
-        <w:t>异质性：效应主要由“自然类5A”驱动，人文类≈0；旅游本底强、规制本底弱处更强。</w:t>
-      </w:r>
-    </w:p>
-    <w:p>
-      <w:pPr>
-        <w:pStyle w:val="ListBullet"/>
-      </w:pPr>
-      <w:r>
-        <w:rPr>
-          <w:sz w:val="19"/>
-        </w:rPr>
-        <w:t>空间：全局 Moran I 显著为正；约简式邻市处理 W×DID 不显著，溢出主要经 SDM 的空间自回归 ρ 与距离衰减体现（SDM/SAR/SAC 见 do 表7）。</w:t>
+        <w:t>异质性：新增★4项（旅游资源丰度/距省会/海陆/数字科技）均显著且有梯度；4A密度高、距省会远、沿海、数字本底高的城市效应更强。</w:t>
       </w:r>
     </w:p>
     <w:sectPr>
